--- a/RealTime_RAG/data/loop invarient.docx
+++ b/RealTime_RAG/data/loop invarient.docx
@@ -1,6 +1,6 @@
 
 <file path=word/document.xml><?xml version="1.0" encoding="utf-8"?>
-<w:document xmlns:wpc="http://schemas.microsoft.com/office/word/2010/wordprocessingCanvas" xmlns:mc="http://schemas.openxmlformats.org/markup-compatibility/2006" xmlns:o="urn:schemas-microsoft-com:office:office" xmlns:r="http://schemas.openxmlformats.org/officeDocument/2006/relationships" xmlns:m="http://schemas.openxmlformats.org/officeDocument/2006/math" xmlns:v="urn:schemas-microsoft-com:vml" xmlns:wp14="http://schemas.microsoft.com/office/word/2010/wordprocessingDrawing" xmlns:wp="http://schemas.openxmlformats.org/drawingml/2006/wordprocessingDrawing" xmlns:w10="urn:schemas-microsoft-com:office:word" xmlns:w="http://schemas.openxmlformats.org/wordprocessingml/2006/main" xmlns:w14="http://schemas.microsoft.com/office/word/2010/wordml" xmlns:w15="http://schemas.microsoft.com/office/word/2012/wordml" xmlns:wpg="http://schemas.microsoft.com/office/word/2010/wordprocessingGroup" xmlns:wpi="http://schemas.microsoft.com/office/word/2010/wordprocessingInk" xmlns:wne="http://schemas.microsoft.com/office/word/2006/wordml" xmlns:wps="http://schemas.microsoft.com/office/word/2010/wordprocessingShape" mc:Ignorable="w14 w15 wp14">
+<w:document xmlns:wpc="http://schemas.microsoft.com/office/word/2010/wordprocessingCanvas" xmlns:cx="http://schemas.microsoft.com/office/drawing/2014/chartex" xmlns:cx1="http://schemas.microsoft.com/office/drawing/2015/9/8/chartex" xmlns:cx2="http://schemas.microsoft.com/office/drawing/2015/10/21/chartex" xmlns:cx3="http://schemas.microsoft.com/office/drawing/2016/5/9/chartex" xmlns:cx4="http://schemas.microsoft.com/office/drawing/2016/5/10/chartex" xmlns:cx5="http://schemas.microsoft.com/office/drawing/2016/5/11/chartex" xmlns:cx6="http://schemas.microsoft.com/office/drawing/2016/5/12/chartex" xmlns:cx7="http://schemas.microsoft.com/office/drawing/2016/5/13/chartex" xmlns:cx8="http://schemas.microsoft.com/office/drawing/2016/5/14/chartex" xmlns:mc="http://schemas.openxmlformats.org/markup-compatibility/2006" xmlns:aink="http://schemas.microsoft.com/office/drawing/2016/ink" xmlns:am3d="http://schemas.microsoft.com/office/drawing/2017/model3d" xmlns:o="urn:schemas-microsoft-com:office:office" xmlns:oel="http://schemas.microsoft.com/office/2019/extlst" xmlns:r="http://schemas.openxmlformats.org/officeDocument/2006/relationships" xmlns:m="http://schemas.openxmlformats.org/officeDocument/2006/math" xmlns:v="urn:schemas-microsoft-com:vml" xmlns:wp14="http://schemas.microsoft.com/office/word/2010/wordprocessingDrawing" xmlns:wp="http://schemas.openxmlformats.org/drawingml/2006/wordprocessingDrawing" xmlns:w10="urn:schemas-microsoft-com:office:word" xmlns:w="http://schemas.openxmlformats.org/wordprocessingml/2006/main" xmlns:w14="http://schemas.microsoft.com/office/word/2010/wordml" xmlns:w15="http://schemas.microsoft.com/office/word/2012/wordml" xmlns:w16cex="http://schemas.microsoft.com/office/word/2018/wordml/cex" xmlns:w16cid="http://schemas.microsoft.com/office/word/2016/wordml/cid" xmlns:w16="http://schemas.microsoft.com/office/word/2018/wordml" xmlns:w16du="http://schemas.microsoft.com/office/word/2023/wordml/word16du" xmlns:w16sdtdh="http://schemas.microsoft.com/office/word/2020/wordml/sdtdatahash" xmlns:w16sdtfl="http://schemas.microsoft.com/office/word/2024/wordml/sdtformatlock" xmlns:w16se="http://schemas.microsoft.com/office/word/2015/wordml/symex" xmlns:wpg="http://schemas.microsoft.com/office/word/2010/wordprocessingGroup" xmlns:wpi="http://schemas.microsoft.com/office/word/2010/wordprocessingInk" xmlns:wne="http://schemas.microsoft.com/office/word/2006/wordml" xmlns:wps="http://schemas.microsoft.com/office/word/2010/wordprocessingShape" mc:Ignorable="w14 w15 w16se w16cid w16 w16cex w16sdtdh w16sdtfl w16du wp14">
   <w:body>
     <w:p>
       <w:pPr>
@@ -173,59 +173,17 @@
           <w:sz w:val="28"/>
           <w:szCs w:val="28"/>
         </w:rPr>
-        <w:t>* Initialization</w:t>
-      </w:r>
-    </w:p>
-    <w:p>
-      <w:pPr>
-        <w:rPr>
-          <w:rFonts w:ascii="Arial" w:hAnsi="Arial" w:cs="Arial"/>
-          <w:sz w:val="28"/>
-          <w:szCs w:val="28"/>
-        </w:rPr>
-      </w:pPr>
-      <w:r>
-        <w:rPr>
-          <w:rFonts w:ascii="Arial" w:hAnsi="Arial" w:cs="Arial"/>
-          <w:sz w:val="28"/>
-          <w:szCs w:val="28"/>
-        </w:rPr>
-        <w:t>* Maintenance</w:t>
-      </w:r>
-    </w:p>
-    <w:p>
-      <w:pPr>
-        <w:rPr>
-          <w:rFonts w:ascii="Arial" w:hAnsi="Arial" w:cs="Arial"/>
-          <w:sz w:val="28"/>
-          <w:szCs w:val="28"/>
-        </w:rPr>
-      </w:pPr>
-      <w:r>
-        <w:rPr>
-          <w:rFonts w:ascii="Arial" w:hAnsi="Arial" w:cs="Arial"/>
-          <w:sz w:val="28"/>
-          <w:szCs w:val="28"/>
-        </w:rPr>
-        <w:t>* Termination</w:t>
-      </w:r>
-    </w:p>
-    <w:p>
-      <w:pPr>
-        <w:rPr>
-          <w:rFonts w:ascii="Arial" w:hAnsi="Arial" w:cs="Arial"/>
-          <w:sz w:val="28"/>
-          <w:szCs w:val="28"/>
-        </w:rPr>
-      </w:pPr>
-      <w:r>
-        <w:rPr>
-          <w:rFonts w:ascii="Arial" w:hAnsi="Arial" w:cs="Arial"/>
-          <w:sz w:val="28"/>
-          <w:szCs w:val="28"/>
-        </w:rPr>
-        <w:t>* Partial Correctness</w:t>
-      </w:r>
+        <w:t xml:space="preserve">* </w:t>
+      </w:r>
+    </w:p>
+    <w:p>
+      <w:pPr>
+        <w:rPr>
+          <w:rFonts w:ascii="Arial" w:hAnsi="Arial" w:cs="Arial"/>
+          <w:sz w:val="28"/>
+          <w:szCs w:val="28"/>
+        </w:rPr>
+      </w:pPr>
     </w:p>
     <w:p>
       <w:pPr>
@@ -243,15 +201,6 @@
         </w:rPr>
         <w:t>* Full Correctness</w:t>
       </w:r>
-    </w:p>
-    <w:p>
-      <w:pPr>
-        <w:rPr>
-          <w:rFonts w:ascii="Arial" w:hAnsi="Arial" w:cs="Arial"/>
-          <w:sz w:val="28"/>
-          <w:szCs w:val="28"/>
-        </w:rPr>
-      </w:pPr>
     </w:p>
     <w:p>
       <w:pPr>
@@ -481,7 +430,6 @@
           <w:szCs w:val="28"/>
           <w:u w:val="single"/>
         </w:rPr>
-        <w:lastRenderedPageBreak/>
         <w:t>Pre-condition</w:t>
       </w:r>
     </w:p>
@@ -543,6 +491,7 @@
           <w:szCs w:val="28"/>
           <w:u w:val="single"/>
         </w:rPr>
+        <w:lastRenderedPageBreak/>
         <w:t>Post-condition</w:t>
       </w:r>
     </w:p>
@@ -1063,7 +1012,6 @@
           <w:sz w:val="28"/>
           <w:szCs w:val="28"/>
         </w:rPr>
-        <w:lastRenderedPageBreak/>
         <w:t xml:space="preserve">The outer loop runs exactly </w:t>
       </w:r>
       <w:r>
@@ -1121,7 +1069,25 @@
           <w:sz w:val="28"/>
           <w:szCs w:val="28"/>
         </w:rPr>
-        <w:t xml:space="preserve"> times per pass. Therefore both loops terminate after a finite number of iterations, guaranteeing full correctness.</w:t>
+        <w:t xml:space="preserve"> times per pass. </w:t>
+      </w:r>
+      <w:proofErr w:type="gramStart"/>
+      <w:r>
+        <w:rPr>
+          <w:rFonts w:ascii="Arial" w:hAnsi="Arial" w:cs="Arial"/>
+          <w:sz w:val="28"/>
+          <w:szCs w:val="28"/>
+        </w:rPr>
+        <w:t>Therefore</w:t>
+      </w:r>
+      <w:proofErr w:type="gramEnd"/>
+      <w:r>
+        <w:rPr>
+          <w:rFonts w:ascii="Arial" w:hAnsi="Arial" w:cs="Arial"/>
+          <w:sz w:val="28"/>
+          <w:szCs w:val="28"/>
+        </w:rPr>
+        <w:t xml:space="preserve"> both loops terminate after a finite number of iterations, guaranteeing full correctness.</w:t>
       </w:r>
     </w:p>
     <w:p>
@@ -1143,6 +1109,7 @@
           <w:szCs w:val="40"/>
           <w:u w:val="single"/>
         </w:rPr>
+        <w:lastRenderedPageBreak/>
         <w:t>2. Insertion Sort</w:t>
       </w:r>
     </w:p>
@@ -1608,25 +1575,106 @@
           <w:sz w:val="28"/>
           <w:szCs w:val="28"/>
         </w:rPr>
+        <w:t>Loop Invariant</w:t>
+      </w:r>
+    </w:p>
+    <w:p>
+      <w:pPr>
+        <w:rPr>
+          <w:rFonts w:ascii="Arial" w:hAnsi="Arial" w:cs="Arial"/>
+          <w:sz w:val="28"/>
+          <w:szCs w:val="28"/>
+        </w:rPr>
+      </w:pPr>
+      <w:r>
+        <w:rPr>
+          <w:rFonts w:ascii="Arial" w:hAnsi="Arial" w:cs="Arial"/>
+          <w:sz w:val="28"/>
+          <w:szCs w:val="28"/>
+        </w:rPr>
+        <w:t xml:space="preserve">At the start of each iteration of the outer loop, the subarray </w:t>
+      </w:r>
+      <w:proofErr w:type="gramStart"/>
+      <w:r>
+        <w:rPr>
+          <w:rFonts w:ascii="Arial" w:hAnsi="Arial" w:cs="Arial"/>
+          <w:sz w:val="28"/>
+          <w:szCs w:val="28"/>
+        </w:rPr>
+        <w:t>A[</w:t>
+      </w:r>
+      <w:proofErr w:type="gramEnd"/>
+      <w:r>
+        <w:rPr>
+          <w:rFonts w:ascii="Arial" w:hAnsi="Arial" w:cs="Arial"/>
+          <w:sz w:val="28"/>
+          <w:szCs w:val="28"/>
+        </w:rPr>
+        <w:t>0 … i-1] is already sorted.</w:t>
+      </w:r>
+    </w:p>
+    <w:p>
+      <w:pPr>
+        <w:rPr>
+          <w:rFonts w:ascii="Arial" w:hAnsi="Arial" w:cs="Arial"/>
+          <w:sz w:val="28"/>
+          <w:szCs w:val="28"/>
+        </w:rPr>
+      </w:pPr>
+    </w:p>
+    <w:p>
+      <w:pPr>
+        <w:rPr>
+          <w:rFonts w:ascii="Arial" w:hAnsi="Arial" w:cs="Arial"/>
+          <w:b/>
+          <w:sz w:val="28"/>
+          <w:szCs w:val="28"/>
+        </w:rPr>
+      </w:pPr>
+      <w:r>
+        <w:rPr>
+          <w:rFonts w:ascii="Arial" w:hAnsi="Arial" w:cs="Arial"/>
+          <w:b/>
+          <w:sz w:val="28"/>
+          <w:szCs w:val="28"/>
+        </w:rPr>
         <w:lastRenderedPageBreak/>
-        <w:t>Loop Invariant</w:t>
-      </w:r>
-    </w:p>
-    <w:p>
-      <w:pPr>
-        <w:rPr>
-          <w:rFonts w:ascii="Arial" w:hAnsi="Arial" w:cs="Arial"/>
-          <w:sz w:val="28"/>
-          <w:szCs w:val="28"/>
-        </w:rPr>
-      </w:pPr>
-      <w:r>
-        <w:rPr>
-          <w:rFonts w:ascii="Arial" w:hAnsi="Arial" w:cs="Arial"/>
-          <w:sz w:val="28"/>
-          <w:szCs w:val="28"/>
-        </w:rPr>
-        <w:t xml:space="preserve">At the start of each iteration of the outer loop, the subarray </w:t>
+        <w:t>Initialization</w:t>
+      </w:r>
+    </w:p>
+    <w:p>
+      <w:pPr>
+        <w:rPr>
+          <w:rFonts w:ascii="Arial" w:hAnsi="Arial" w:cs="Arial"/>
+          <w:sz w:val="28"/>
+          <w:szCs w:val="28"/>
+        </w:rPr>
+      </w:pPr>
+      <w:r>
+        <w:rPr>
+          <w:rFonts w:ascii="Arial" w:hAnsi="Arial" w:cs="Arial"/>
+          <w:sz w:val="28"/>
+          <w:szCs w:val="28"/>
+        </w:rPr>
+        <w:t xml:space="preserve">When </w:t>
+      </w:r>
+      <w:proofErr w:type="spellStart"/>
+      <w:r>
+        <w:rPr>
+          <w:rFonts w:ascii="Arial" w:hAnsi="Arial" w:cs="Arial"/>
+          <w:sz w:val="28"/>
+          <w:szCs w:val="28"/>
+        </w:rPr>
+        <w:t>i</w:t>
+      </w:r>
+      <w:proofErr w:type="spellEnd"/>
+      <w:r>
+        <w:rPr>
+          <w:rFonts w:ascii="Arial" w:hAnsi="Arial" w:cs="Arial"/>
+          <w:sz w:val="28"/>
+          <w:szCs w:val="28"/>
+        </w:rPr>
+        <w:t xml:space="preserve"> = 1, the invariant claims </w:t>
       </w:r>
       <w:proofErr w:type="gramStart"/>
       <w:r>
@@ -1635,6 +1683,122 @@
           <w:sz w:val="28"/>
           <w:szCs w:val="28"/>
         </w:rPr>
+        <w:t>A[0..</w:t>
+      </w:r>
+      <w:proofErr w:type="gramEnd"/>
+      <w:r>
+        <w:rPr>
+          <w:rFonts w:ascii="Arial" w:hAnsi="Arial" w:cs="Arial"/>
+          <w:sz w:val="28"/>
+          <w:szCs w:val="28"/>
+        </w:rPr>
+        <w:t xml:space="preserve">0] is sorted. A single element is always sorted by itself, so the invariant is </w:t>
+      </w:r>
+      <w:r>
+        <w:rPr>
+          <w:rFonts w:ascii="Arial" w:hAnsi="Arial" w:cs="Arial"/>
+          <w:b/>
+          <w:bCs/>
+          <w:sz w:val="28"/>
+          <w:szCs w:val="28"/>
+        </w:rPr>
+        <w:t>automatically true</w:t>
+      </w:r>
+      <w:r>
+        <w:rPr>
+          <w:rFonts w:ascii="Arial" w:hAnsi="Arial" w:cs="Arial"/>
+          <w:sz w:val="28"/>
+          <w:szCs w:val="28"/>
+        </w:rPr>
+        <w:t xml:space="preserve"> before the first iteration.</w:t>
+      </w:r>
+    </w:p>
+    <w:p>
+      <w:pPr>
+        <w:rPr>
+          <w:rFonts w:ascii="Arial" w:hAnsi="Arial" w:cs="Arial"/>
+          <w:sz w:val="28"/>
+          <w:szCs w:val="28"/>
+        </w:rPr>
+      </w:pPr>
+    </w:p>
+    <w:p>
+      <w:pPr>
+        <w:rPr>
+          <w:rFonts w:ascii="Arial" w:hAnsi="Arial" w:cs="Arial"/>
+          <w:b/>
+          <w:sz w:val="28"/>
+          <w:szCs w:val="28"/>
+        </w:rPr>
+      </w:pPr>
+      <w:r>
+        <w:rPr>
+          <w:rFonts w:ascii="Arial" w:hAnsi="Arial" w:cs="Arial"/>
+          <w:b/>
+          <w:sz w:val="28"/>
+          <w:szCs w:val="28"/>
+        </w:rPr>
+        <w:t>Maintenance</w:t>
+      </w:r>
+    </w:p>
+    <w:p>
+      <w:pPr>
+        <w:rPr>
+          <w:rFonts w:ascii="Arial" w:hAnsi="Arial" w:cs="Arial"/>
+          <w:sz w:val="28"/>
+          <w:szCs w:val="28"/>
+        </w:rPr>
+      </w:pPr>
+      <w:r>
+        <w:rPr>
+          <w:rFonts w:ascii="Arial" w:hAnsi="Arial" w:cs="Arial"/>
+          <w:sz w:val="28"/>
+          <w:szCs w:val="28"/>
+        </w:rPr>
+        <w:t>The algorithm inserts A[</w:t>
+      </w:r>
+      <w:proofErr w:type="spellStart"/>
+      <w:r>
+        <w:rPr>
+          <w:rFonts w:ascii="Arial" w:hAnsi="Arial" w:cs="Arial"/>
+          <w:sz w:val="28"/>
+          <w:szCs w:val="28"/>
+        </w:rPr>
+        <w:t>i</w:t>
+      </w:r>
+      <w:proofErr w:type="spellEnd"/>
+      <w:r>
+        <w:rPr>
+          <w:rFonts w:ascii="Arial" w:hAnsi="Arial" w:cs="Arial"/>
+          <w:sz w:val="28"/>
+          <w:szCs w:val="28"/>
+        </w:rPr>
+        <w:t>] into its proper position within the sorted subarray.</w:t>
+      </w:r>
+    </w:p>
+    <w:p>
+      <w:pPr>
+        <w:rPr>
+          <w:rFonts w:ascii="Arial" w:hAnsi="Arial" w:cs="Arial"/>
+          <w:sz w:val="28"/>
+          <w:szCs w:val="28"/>
+        </w:rPr>
+      </w:pPr>
+      <w:r>
+        <w:rPr>
+          <w:rFonts w:ascii="Arial" w:hAnsi="Arial" w:cs="Arial"/>
+          <w:sz w:val="28"/>
+          <w:szCs w:val="28"/>
+        </w:rPr>
+        <w:t xml:space="preserve">After insertion, </w:t>
+      </w:r>
+      <w:proofErr w:type="gramStart"/>
+      <w:r>
+        <w:rPr>
+          <w:rFonts w:ascii="Arial" w:hAnsi="Arial" w:cs="Arial"/>
+          <w:sz w:val="28"/>
+          <w:szCs w:val="28"/>
+        </w:rPr>
         <w:t>A[</w:t>
       </w:r>
       <w:proofErr w:type="gramEnd"/>
@@ -1644,52 +1808,7 @@
           <w:sz w:val="28"/>
           <w:szCs w:val="28"/>
         </w:rPr>
-        <w:t>0 … i-1] is already sorted.</w:t>
-      </w:r>
-    </w:p>
-    <w:p>
-      <w:pPr>
-        <w:rPr>
-          <w:rFonts w:ascii="Arial" w:hAnsi="Arial" w:cs="Arial"/>
-          <w:sz w:val="28"/>
-          <w:szCs w:val="28"/>
-        </w:rPr>
-      </w:pPr>
-    </w:p>
-    <w:p>
-      <w:pPr>
-        <w:rPr>
-          <w:rFonts w:ascii="Arial" w:hAnsi="Arial" w:cs="Arial"/>
-          <w:b/>
-          <w:sz w:val="28"/>
-          <w:szCs w:val="28"/>
-        </w:rPr>
-      </w:pPr>
-      <w:r>
-        <w:rPr>
-          <w:rFonts w:ascii="Arial" w:hAnsi="Arial" w:cs="Arial"/>
-          <w:b/>
-          <w:sz w:val="28"/>
-          <w:szCs w:val="28"/>
-        </w:rPr>
-        <w:t>Initialization</w:t>
-      </w:r>
-    </w:p>
-    <w:p>
-      <w:pPr>
-        <w:rPr>
-          <w:rFonts w:ascii="Arial" w:hAnsi="Arial" w:cs="Arial"/>
-          <w:sz w:val="28"/>
-          <w:szCs w:val="28"/>
-        </w:rPr>
-      </w:pPr>
-      <w:r>
-        <w:rPr>
-          <w:rFonts w:ascii="Arial" w:hAnsi="Arial" w:cs="Arial"/>
-          <w:sz w:val="28"/>
-          <w:szCs w:val="28"/>
-        </w:rPr>
-        <w:t xml:space="preserve">When </w:t>
+        <w:t xml:space="preserve">0 … </w:t>
       </w:r>
       <w:proofErr w:type="spellStart"/>
       <w:r>
@@ -1707,7 +1826,168 @@
           <w:sz w:val="28"/>
           <w:szCs w:val="28"/>
         </w:rPr>
-        <w:t xml:space="preserve"> = 1, the invariant claims </w:t>
+        <w:t>] becomes sorted.</w:t>
+      </w:r>
+    </w:p>
+    <w:p>
+      <w:pPr>
+        <w:rPr>
+          <w:rFonts w:ascii="Arial" w:hAnsi="Arial" w:cs="Arial"/>
+          <w:sz w:val="28"/>
+          <w:szCs w:val="28"/>
+        </w:rPr>
+      </w:pPr>
+      <w:r>
+        <w:rPr>
+          <w:rFonts w:ascii="Arial" w:hAnsi="Arial" w:cs="Arial"/>
+          <w:sz w:val="28"/>
+          <w:szCs w:val="28"/>
+        </w:rPr>
+        <w:t>Thus, the invariant remains true.</w:t>
+      </w:r>
+    </w:p>
+    <w:p>
+      <w:pPr>
+        <w:rPr>
+          <w:rFonts w:ascii="Arial" w:hAnsi="Arial" w:cs="Arial"/>
+          <w:sz w:val="28"/>
+          <w:szCs w:val="28"/>
+        </w:rPr>
+      </w:pPr>
+    </w:p>
+    <w:p>
+      <w:pPr>
+        <w:rPr>
+          <w:rFonts w:ascii="Arial" w:hAnsi="Arial" w:cs="Arial"/>
+          <w:b/>
+          <w:sz w:val="28"/>
+          <w:szCs w:val="28"/>
+        </w:rPr>
+      </w:pPr>
+      <w:r>
+        <w:rPr>
+          <w:rFonts w:ascii="Arial" w:hAnsi="Arial" w:cs="Arial"/>
+          <w:b/>
+          <w:sz w:val="28"/>
+          <w:szCs w:val="28"/>
+        </w:rPr>
+        <w:t>Termination</w:t>
+      </w:r>
+    </w:p>
+    <w:p>
+      <w:pPr>
+        <w:rPr>
+          <w:rFonts w:ascii="Arial" w:hAnsi="Arial" w:cs="Arial"/>
+          <w:sz w:val="28"/>
+          <w:szCs w:val="28"/>
+        </w:rPr>
+      </w:pPr>
+      <w:r>
+        <w:rPr>
+          <w:rFonts w:ascii="Arial" w:hAnsi="Arial" w:cs="Arial"/>
+          <w:sz w:val="28"/>
+          <w:szCs w:val="28"/>
+        </w:rPr>
+        <w:t xml:space="preserve">The outer loop stops when </w:t>
+      </w:r>
+      <w:proofErr w:type="spellStart"/>
+      <w:r>
+        <w:rPr>
+          <w:rFonts w:ascii="Arial" w:hAnsi="Arial" w:cs="Arial"/>
+          <w:sz w:val="28"/>
+          <w:szCs w:val="28"/>
+        </w:rPr>
+        <w:t>i</w:t>
+      </w:r>
+      <w:proofErr w:type="spellEnd"/>
+      <w:r>
+        <w:rPr>
+          <w:rFonts w:ascii="Arial" w:hAnsi="Arial" w:cs="Arial"/>
+          <w:sz w:val="28"/>
+          <w:szCs w:val="28"/>
+        </w:rPr>
+        <w:t xml:space="preserve"> = n. The inner while loop stops when j &lt; 0 or A[j] ≤ key. Both loops always terminate after finite steps.</w:t>
+      </w:r>
+    </w:p>
+    <w:p>
+      <w:pPr>
+        <w:rPr>
+          <w:rFonts w:ascii="Arial" w:hAnsi="Arial" w:cs="Arial"/>
+          <w:sz w:val="28"/>
+          <w:szCs w:val="28"/>
+        </w:rPr>
+      </w:pPr>
+    </w:p>
+    <w:p>
+      <w:pPr>
+        <w:rPr>
+          <w:rFonts w:ascii="Arial" w:hAnsi="Arial" w:cs="Arial"/>
+          <w:sz w:val="28"/>
+          <w:szCs w:val="28"/>
+        </w:rPr>
+      </w:pPr>
+    </w:p>
+    <w:p>
+      <w:pPr>
+        <w:rPr>
+          <w:rFonts w:ascii="Arial" w:hAnsi="Arial" w:cs="Arial"/>
+          <w:sz w:val="28"/>
+          <w:szCs w:val="28"/>
+        </w:rPr>
+      </w:pPr>
+    </w:p>
+    <w:p>
+      <w:pPr>
+        <w:rPr>
+          <w:rFonts w:ascii="Arial" w:hAnsi="Arial" w:cs="Arial"/>
+          <w:b/>
+          <w:sz w:val="28"/>
+          <w:szCs w:val="28"/>
+        </w:rPr>
+      </w:pPr>
+      <w:r>
+        <w:rPr>
+          <w:rFonts w:ascii="Arial" w:hAnsi="Arial" w:cs="Arial"/>
+          <w:b/>
+          <w:sz w:val="28"/>
+          <w:szCs w:val="28"/>
+        </w:rPr>
+        <w:t>Partial Correctness</w:t>
+      </w:r>
+    </w:p>
+    <w:p>
+      <w:pPr>
+        <w:rPr>
+          <w:rFonts w:ascii="Arial" w:hAnsi="Arial" w:cs="Arial"/>
+          <w:sz w:val="28"/>
+          <w:szCs w:val="28"/>
+        </w:rPr>
+      </w:pPr>
+      <w:r>
+        <w:rPr>
+          <w:rFonts w:ascii="Arial" w:hAnsi="Arial" w:cs="Arial"/>
+          <w:sz w:val="28"/>
+          <w:szCs w:val="28"/>
+        </w:rPr>
+        <w:t xml:space="preserve">If the algorithm terminates, the loop invariant at </w:t>
+      </w:r>
+      <w:proofErr w:type="spellStart"/>
+      <w:r>
+        <w:rPr>
+          <w:rFonts w:ascii="Arial" w:hAnsi="Arial" w:cs="Arial"/>
+          <w:sz w:val="28"/>
+          <w:szCs w:val="28"/>
+        </w:rPr>
+        <w:t>i</w:t>
+      </w:r>
+      <w:proofErr w:type="spellEnd"/>
+      <w:r>
+        <w:rPr>
+          <w:rFonts w:ascii="Arial" w:hAnsi="Arial" w:cs="Arial"/>
+          <w:sz w:val="28"/>
+          <w:szCs w:val="28"/>
+        </w:rPr>
+        <w:t xml:space="preserve"> = n guarantees that </w:t>
       </w:r>
       <w:proofErr w:type="gramStart"/>
       <w:r>
@@ -1725,70 +2005,7 @@
           <w:sz w:val="28"/>
           <w:szCs w:val="28"/>
         </w:rPr>
-        <w:t xml:space="preserve">0..0] is sorted. A single element is always sorted by itself, so the invariant is </w:t>
-      </w:r>
-      <w:r>
-        <w:rPr>
-          <w:rFonts w:ascii="Arial" w:hAnsi="Arial" w:cs="Arial"/>
-          <w:b/>
-          <w:bCs/>
-          <w:sz w:val="28"/>
-          <w:szCs w:val="28"/>
-        </w:rPr>
-        <w:t>automatically true</w:t>
-      </w:r>
-      <w:r>
-        <w:rPr>
-          <w:rFonts w:ascii="Arial" w:hAnsi="Arial" w:cs="Arial"/>
-          <w:sz w:val="28"/>
-          <w:szCs w:val="28"/>
-        </w:rPr>
-        <w:t xml:space="preserve"> before the first iteration.</w:t>
-      </w:r>
-    </w:p>
-    <w:p>
-      <w:pPr>
-        <w:rPr>
-          <w:rFonts w:ascii="Arial" w:hAnsi="Arial" w:cs="Arial"/>
-          <w:sz w:val="28"/>
-          <w:szCs w:val="28"/>
-        </w:rPr>
-      </w:pPr>
-    </w:p>
-    <w:p>
-      <w:pPr>
-        <w:rPr>
-          <w:rFonts w:ascii="Arial" w:hAnsi="Arial" w:cs="Arial"/>
-          <w:b/>
-          <w:sz w:val="28"/>
-          <w:szCs w:val="28"/>
-        </w:rPr>
-      </w:pPr>
-      <w:r>
-        <w:rPr>
-          <w:rFonts w:ascii="Arial" w:hAnsi="Arial" w:cs="Arial"/>
-          <w:b/>
-          <w:sz w:val="28"/>
-          <w:szCs w:val="28"/>
-        </w:rPr>
-        <w:t>Maintenance</w:t>
-      </w:r>
-    </w:p>
-    <w:p>
-      <w:pPr>
-        <w:rPr>
-          <w:rFonts w:ascii="Arial" w:hAnsi="Arial" w:cs="Arial"/>
-          <w:sz w:val="28"/>
-          <w:szCs w:val="28"/>
-        </w:rPr>
-      </w:pPr>
-      <w:r>
-        <w:rPr>
-          <w:rFonts w:ascii="Arial" w:hAnsi="Arial" w:cs="Arial"/>
-          <w:sz w:val="28"/>
-          <w:szCs w:val="28"/>
-        </w:rPr>
-        <w:t xml:space="preserve">The algorithm inserts </w:t>
+        <w:t xml:space="preserve">0…n-1] is sorted. </w:t>
       </w:r>
       <w:proofErr w:type="gramStart"/>
       <w:r>
@@ -1797,9 +2014,8 @@
           <w:sz w:val="28"/>
           <w:szCs w:val="28"/>
         </w:rPr>
-        <w:t>A[</w:t>
-      </w:r>
-      <w:proofErr w:type="spellStart"/>
+        <w:t>Therefore</w:t>
+      </w:r>
       <w:proofErr w:type="gramEnd"/>
       <w:r>
         <w:rPr>
@@ -1807,248 +2023,7 @@
           <w:sz w:val="28"/>
           <w:szCs w:val="28"/>
         </w:rPr>
-        <w:t>i</w:t>
-      </w:r>
-      <w:proofErr w:type="spellEnd"/>
-      <w:r>
-        <w:rPr>
-          <w:rFonts w:ascii="Arial" w:hAnsi="Arial" w:cs="Arial"/>
-          <w:sz w:val="28"/>
-          <w:szCs w:val="28"/>
-        </w:rPr>
-        <w:t>] into its proper position within the sorted subarray.</w:t>
-      </w:r>
-    </w:p>
-    <w:p>
-      <w:pPr>
-        <w:rPr>
-          <w:rFonts w:ascii="Arial" w:hAnsi="Arial" w:cs="Arial"/>
-          <w:sz w:val="28"/>
-          <w:szCs w:val="28"/>
-        </w:rPr>
-      </w:pPr>
-      <w:r>
-        <w:rPr>
-          <w:rFonts w:ascii="Arial" w:hAnsi="Arial" w:cs="Arial"/>
-          <w:sz w:val="28"/>
-          <w:szCs w:val="28"/>
-        </w:rPr>
-        <w:t xml:space="preserve">After insertion, </w:t>
-      </w:r>
-      <w:proofErr w:type="gramStart"/>
-      <w:r>
-        <w:rPr>
-          <w:rFonts w:ascii="Arial" w:hAnsi="Arial" w:cs="Arial"/>
-          <w:sz w:val="28"/>
-          <w:szCs w:val="28"/>
-        </w:rPr>
-        <w:t>A[</w:t>
-      </w:r>
-      <w:proofErr w:type="gramEnd"/>
-      <w:r>
-        <w:rPr>
-          <w:rFonts w:ascii="Arial" w:hAnsi="Arial" w:cs="Arial"/>
-          <w:sz w:val="28"/>
-          <w:szCs w:val="28"/>
-        </w:rPr>
-        <w:t xml:space="preserve">0 … </w:t>
-      </w:r>
-      <w:proofErr w:type="spellStart"/>
-      <w:r>
-        <w:rPr>
-          <w:rFonts w:ascii="Arial" w:hAnsi="Arial" w:cs="Arial"/>
-          <w:sz w:val="28"/>
-          <w:szCs w:val="28"/>
-        </w:rPr>
-        <w:t>i</w:t>
-      </w:r>
-      <w:proofErr w:type="spellEnd"/>
-      <w:r>
-        <w:rPr>
-          <w:rFonts w:ascii="Arial" w:hAnsi="Arial" w:cs="Arial"/>
-          <w:sz w:val="28"/>
-          <w:szCs w:val="28"/>
-        </w:rPr>
-        <w:t>] becomes sorted.</w:t>
-      </w:r>
-    </w:p>
-    <w:p>
-      <w:pPr>
-        <w:rPr>
-          <w:rFonts w:ascii="Arial" w:hAnsi="Arial" w:cs="Arial"/>
-          <w:sz w:val="28"/>
-          <w:szCs w:val="28"/>
-        </w:rPr>
-      </w:pPr>
-      <w:r>
-        <w:rPr>
-          <w:rFonts w:ascii="Arial" w:hAnsi="Arial" w:cs="Arial"/>
-          <w:sz w:val="28"/>
-          <w:szCs w:val="28"/>
-        </w:rPr>
-        <w:t>Thus, the invariant remains true.</w:t>
-      </w:r>
-    </w:p>
-    <w:p>
-      <w:pPr>
-        <w:rPr>
-          <w:rFonts w:ascii="Arial" w:hAnsi="Arial" w:cs="Arial"/>
-          <w:sz w:val="28"/>
-          <w:szCs w:val="28"/>
-        </w:rPr>
-      </w:pPr>
-    </w:p>
-    <w:p>
-      <w:pPr>
-        <w:rPr>
-          <w:rFonts w:ascii="Arial" w:hAnsi="Arial" w:cs="Arial"/>
-          <w:b/>
-          <w:sz w:val="28"/>
-          <w:szCs w:val="28"/>
-        </w:rPr>
-      </w:pPr>
-      <w:r>
-        <w:rPr>
-          <w:rFonts w:ascii="Arial" w:hAnsi="Arial" w:cs="Arial"/>
-          <w:b/>
-          <w:sz w:val="28"/>
-          <w:szCs w:val="28"/>
-        </w:rPr>
-        <w:t>Termination</w:t>
-      </w:r>
-    </w:p>
-    <w:p>
-      <w:pPr>
-        <w:rPr>
-          <w:rFonts w:ascii="Arial" w:hAnsi="Arial" w:cs="Arial"/>
-          <w:sz w:val="28"/>
-          <w:szCs w:val="28"/>
-        </w:rPr>
-      </w:pPr>
-      <w:r>
-        <w:rPr>
-          <w:rFonts w:ascii="Arial" w:hAnsi="Arial" w:cs="Arial"/>
-          <w:sz w:val="28"/>
-          <w:szCs w:val="28"/>
-        </w:rPr>
-        <w:t xml:space="preserve">The outer loop stops when </w:t>
-      </w:r>
-      <w:proofErr w:type="spellStart"/>
-      <w:r>
-        <w:rPr>
-          <w:rFonts w:ascii="Arial" w:hAnsi="Arial" w:cs="Arial"/>
-          <w:sz w:val="28"/>
-          <w:szCs w:val="28"/>
-        </w:rPr>
-        <w:t>i</w:t>
-      </w:r>
-      <w:proofErr w:type="spellEnd"/>
-      <w:r>
-        <w:rPr>
-          <w:rFonts w:ascii="Arial" w:hAnsi="Arial" w:cs="Arial"/>
-          <w:sz w:val="28"/>
-          <w:szCs w:val="28"/>
-        </w:rPr>
-        <w:t xml:space="preserve"> = n. The inner while loop stops when j &lt; 0 or A[j] ≤ key. Both loops always terminate after finite steps.</w:t>
-      </w:r>
-    </w:p>
-    <w:p>
-      <w:pPr>
-        <w:rPr>
-          <w:rFonts w:ascii="Arial" w:hAnsi="Arial" w:cs="Arial"/>
-          <w:sz w:val="28"/>
-          <w:szCs w:val="28"/>
-        </w:rPr>
-      </w:pPr>
-    </w:p>
-    <w:p>
-      <w:pPr>
-        <w:rPr>
-          <w:rFonts w:ascii="Arial" w:hAnsi="Arial" w:cs="Arial"/>
-          <w:sz w:val="28"/>
-          <w:szCs w:val="28"/>
-        </w:rPr>
-      </w:pPr>
-    </w:p>
-    <w:p>
-      <w:pPr>
-        <w:rPr>
-          <w:rFonts w:ascii="Arial" w:hAnsi="Arial" w:cs="Arial"/>
-          <w:sz w:val="28"/>
-          <w:szCs w:val="28"/>
-        </w:rPr>
-      </w:pPr>
-    </w:p>
-    <w:p>
-      <w:pPr>
-        <w:rPr>
-          <w:rFonts w:ascii="Arial" w:hAnsi="Arial" w:cs="Arial"/>
-          <w:b/>
-          <w:sz w:val="28"/>
-          <w:szCs w:val="28"/>
-        </w:rPr>
-      </w:pPr>
-      <w:r>
-        <w:rPr>
-          <w:rFonts w:ascii="Arial" w:hAnsi="Arial" w:cs="Arial"/>
-          <w:b/>
-          <w:sz w:val="28"/>
-          <w:szCs w:val="28"/>
-        </w:rPr>
-        <w:t>Partial Correctness</w:t>
-      </w:r>
-    </w:p>
-    <w:p>
-      <w:pPr>
-        <w:rPr>
-          <w:rFonts w:ascii="Arial" w:hAnsi="Arial" w:cs="Arial"/>
-          <w:sz w:val="28"/>
-          <w:szCs w:val="28"/>
-        </w:rPr>
-      </w:pPr>
-      <w:r>
-        <w:rPr>
-          <w:rFonts w:ascii="Arial" w:hAnsi="Arial" w:cs="Arial"/>
-          <w:sz w:val="28"/>
-          <w:szCs w:val="28"/>
-        </w:rPr>
-        <w:t xml:space="preserve">If the algorithm terminates, the loop invariant at </w:t>
-      </w:r>
-      <w:proofErr w:type="spellStart"/>
-      <w:r>
-        <w:rPr>
-          <w:rFonts w:ascii="Arial" w:hAnsi="Arial" w:cs="Arial"/>
-          <w:sz w:val="28"/>
-          <w:szCs w:val="28"/>
-        </w:rPr>
-        <w:t>i</w:t>
-      </w:r>
-      <w:proofErr w:type="spellEnd"/>
-      <w:r>
-        <w:rPr>
-          <w:rFonts w:ascii="Arial" w:hAnsi="Arial" w:cs="Arial"/>
-          <w:sz w:val="28"/>
-          <w:szCs w:val="28"/>
-        </w:rPr>
-        <w:t xml:space="preserve"> = n guarantees that </w:t>
-      </w:r>
-      <w:proofErr w:type="gramStart"/>
-      <w:r>
-        <w:rPr>
-          <w:rFonts w:ascii="Arial" w:hAnsi="Arial" w:cs="Arial"/>
-          <w:sz w:val="28"/>
-          <w:szCs w:val="28"/>
-        </w:rPr>
-        <w:t>A[</w:t>
-      </w:r>
-      <w:proofErr w:type="gramEnd"/>
-      <w:r>
-        <w:rPr>
-          <w:rFonts w:ascii="Arial" w:hAnsi="Arial" w:cs="Arial"/>
-          <w:sz w:val="28"/>
-          <w:szCs w:val="28"/>
-        </w:rPr>
-        <w:t>0…n-1] is sorted. Therefore the output is always correct if the algorithm stops</w:t>
+        <w:t xml:space="preserve"> the output is always correct if the algorithm stops</w:t>
       </w:r>
       <w:r>
         <w:rPr>
@@ -2200,7 +2175,6 @@
           <w:sz w:val="28"/>
           <w:szCs w:val="28"/>
         </w:rPr>
-        <w:lastRenderedPageBreak/>
         <w:t xml:space="preserve">The </w:t>
       </w:r>
       <w:r>
@@ -2219,7 +2193,25 @@
           <w:sz w:val="28"/>
           <w:szCs w:val="28"/>
         </w:rPr>
-        <w:t xml:space="preserve"> terminates because j decreases by 1 each time and stops at j &lt; 0. Therefore the algorithm always terminates and produces a sorted array.</w:t>
+        <w:t xml:space="preserve"> terminates because j decreases by 1 each time and stops at j &lt; 0. </w:t>
+      </w:r>
+      <w:proofErr w:type="gramStart"/>
+      <w:r>
+        <w:rPr>
+          <w:rFonts w:ascii="Arial" w:hAnsi="Arial" w:cs="Arial"/>
+          <w:sz w:val="28"/>
+          <w:szCs w:val="28"/>
+        </w:rPr>
+        <w:t>Therefore</w:t>
+      </w:r>
+      <w:proofErr w:type="gramEnd"/>
+      <w:r>
+        <w:rPr>
+          <w:rFonts w:ascii="Arial" w:hAnsi="Arial" w:cs="Arial"/>
+          <w:sz w:val="28"/>
+          <w:szCs w:val="28"/>
+        </w:rPr>
+        <w:t xml:space="preserve"> the algorithm always terminates and produces a sorted array.</w:t>
       </w:r>
     </w:p>
     <w:p>
@@ -2241,6 +2233,7 @@
           <w:szCs w:val="40"/>
           <w:u w:val="single"/>
         </w:rPr>
+        <w:lastRenderedPageBreak/>
         <w:t>3. Selection Sort</w:t>
       </w:r>
     </w:p>
@@ -2686,16 +2679,7 @@
           <w:sz w:val="28"/>
           <w:szCs w:val="28"/>
         </w:rPr>
-        <w:t xml:space="preserve"> elements are sorted and contain </w:t>
-      </w:r>
-      <w:proofErr w:type="gramStart"/>
-      <w:r>
-        <w:rPr>
-          <w:rFonts w:ascii="Arial" w:hAnsi="Arial" w:cs="Arial"/>
-          <w:sz w:val="28"/>
-          <w:szCs w:val="28"/>
-        </w:rPr>
-        <w:t xml:space="preserve">the </w:t>
+        <w:t xml:space="preserve"> elements are sorted and contain the </w:t>
       </w:r>
       <w:proofErr w:type="spellStart"/>
       <w:r>
@@ -2707,7 +2691,6 @@
         <w:t>i</w:t>
       </w:r>
       <w:proofErr w:type="spellEnd"/>
-      <w:proofErr w:type="gramEnd"/>
       <w:r>
         <w:rPr>
           <w:rFonts w:ascii="Arial" w:hAnsi="Arial" w:cs="Arial"/>
@@ -2742,7 +2725,6 @@
           <w:sz w:val="28"/>
           <w:szCs w:val="28"/>
         </w:rPr>
-        <w:lastRenderedPageBreak/>
         <w:t>Initialization</w:t>
       </w:r>
     </w:p>
@@ -3194,58 +3176,76 @@
           <w:szCs w:val="40"/>
           <w:u w:val="single"/>
         </w:rPr>
+        <w:t>4. Merge Sort</w:t>
+      </w:r>
+    </w:p>
+    <w:p>
+      <w:pPr>
+        <w:rPr>
+          <w:rFonts w:ascii="Arial" w:hAnsi="Arial" w:cs="Arial"/>
+          <w:sz w:val="28"/>
+          <w:szCs w:val="28"/>
+        </w:rPr>
+      </w:pPr>
+      <w:r>
+        <w:rPr>
+          <w:rFonts w:ascii="Arial" w:hAnsi="Arial" w:cs="Arial"/>
+          <w:sz w:val="28"/>
+          <w:szCs w:val="28"/>
+        </w:rPr>
+        <w:t>Definition</w:t>
+      </w:r>
+    </w:p>
+    <w:p>
+      <w:pPr>
+        <w:rPr>
+          <w:rFonts w:ascii="Arial" w:hAnsi="Arial" w:cs="Arial"/>
+          <w:sz w:val="28"/>
+          <w:szCs w:val="28"/>
+        </w:rPr>
+      </w:pPr>
+      <w:r>
+        <w:rPr>
+          <w:rFonts w:ascii="Arial" w:hAnsi="Arial" w:cs="Arial"/>
+          <w:sz w:val="28"/>
+          <w:szCs w:val="28"/>
+        </w:rPr>
+        <w:t xml:space="preserve">Merge Sort uses divide and </w:t>
+      </w:r>
+      <w:proofErr w:type="gramStart"/>
+      <w:r>
+        <w:rPr>
+          <w:rFonts w:ascii="Arial" w:hAnsi="Arial" w:cs="Arial"/>
+          <w:sz w:val="28"/>
+          <w:szCs w:val="28"/>
+        </w:rPr>
+        <w:t>conquer</w:t>
+      </w:r>
+      <w:proofErr w:type="gramEnd"/>
+      <w:r>
+        <w:rPr>
+          <w:rFonts w:ascii="Arial" w:hAnsi="Arial" w:cs="Arial"/>
+          <w:sz w:val="28"/>
+          <w:szCs w:val="28"/>
+        </w:rPr>
+        <w:t xml:space="preserve"> strategy. It divides the array into halves, recursively sorts them, and merges them.</w:t>
+      </w:r>
+    </w:p>
+    <w:p>
+      <w:pPr>
+        <w:rPr>
+          <w:rFonts w:ascii="Arial" w:hAnsi="Arial" w:cs="Arial"/>
+          <w:sz w:val="28"/>
+          <w:szCs w:val="28"/>
+        </w:rPr>
+      </w:pPr>
+      <w:r>
+        <w:rPr>
+          <w:rFonts w:ascii="Arial" w:hAnsi="Arial" w:cs="Arial"/>
+          <w:sz w:val="28"/>
+          <w:szCs w:val="28"/>
+        </w:rPr>
         <w:lastRenderedPageBreak/>
-        <w:t>4. Merge Sort</w:t>
-      </w:r>
-    </w:p>
-    <w:p>
-      <w:pPr>
-        <w:rPr>
-          <w:rFonts w:ascii="Arial" w:hAnsi="Arial" w:cs="Arial"/>
-          <w:sz w:val="28"/>
-          <w:szCs w:val="28"/>
-        </w:rPr>
-      </w:pPr>
-      <w:r>
-        <w:rPr>
-          <w:rFonts w:ascii="Arial" w:hAnsi="Arial" w:cs="Arial"/>
-          <w:sz w:val="28"/>
-          <w:szCs w:val="28"/>
-        </w:rPr>
-        <w:t>Definition</w:t>
-      </w:r>
-    </w:p>
-    <w:p>
-      <w:pPr>
-        <w:rPr>
-          <w:rFonts w:ascii="Arial" w:hAnsi="Arial" w:cs="Arial"/>
-          <w:sz w:val="28"/>
-          <w:szCs w:val="28"/>
-        </w:rPr>
-      </w:pPr>
-      <w:r>
-        <w:rPr>
-          <w:rFonts w:ascii="Arial" w:hAnsi="Arial" w:cs="Arial"/>
-          <w:sz w:val="28"/>
-          <w:szCs w:val="28"/>
-        </w:rPr>
-        <w:t>Merge Sort uses divide and conquer strategy. It divides the array into halves, recursively sorts them, and merges them.</w:t>
-      </w:r>
-    </w:p>
-    <w:p>
-      <w:pPr>
-        <w:rPr>
-          <w:rFonts w:ascii="Arial" w:hAnsi="Arial" w:cs="Arial"/>
-          <w:sz w:val="28"/>
-          <w:szCs w:val="28"/>
-        </w:rPr>
-      </w:pPr>
-      <w:r>
-        <w:rPr>
-          <w:rFonts w:ascii="Arial" w:hAnsi="Arial" w:cs="Arial"/>
-          <w:sz w:val="28"/>
-          <w:szCs w:val="28"/>
-        </w:rPr>
         <w:t>Algorithm</w:t>
       </w:r>
     </w:p>
@@ -3408,7 +3408,25 @@
                 <w:sz w:val="28"/>
                 <w:szCs w:val="28"/>
               </w:rPr>
-              <w:t xml:space="preserve">        Merge(left, right, A)</w:t>
+              <w:t xml:space="preserve">        </w:t>
+            </w:r>
+            <w:proofErr w:type="gramStart"/>
+            <w:r>
+              <w:rPr>
+                <w:rFonts w:ascii="Arial" w:hAnsi="Arial" w:cs="Arial"/>
+                <w:sz w:val="28"/>
+                <w:szCs w:val="28"/>
+              </w:rPr>
+              <w:t>Merge(</w:t>
+            </w:r>
+            <w:proofErr w:type="gramEnd"/>
+            <w:r>
+              <w:rPr>
+                <w:rFonts w:ascii="Arial" w:hAnsi="Arial" w:cs="Arial"/>
+                <w:sz w:val="28"/>
+                <w:szCs w:val="28"/>
+              </w:rPr>
+              <w:t>left, right, A)</w:t>
             </w:r>
           </w:p>
           <w:p>
@@ -3715,6 +3733,7 @@
         <w:br/>
       </w:r>
       <w:proofErr w:type="spellStart"/>
+      <w:proofErr w:type="gramStart"/>
       <w:r>
         <w:rPr>
           <w:rStyle w:val="HTMLCode"/>
@@ -3728,7 +3747,15 @@
           <w:rStyle w:val="HTMLCode"/>
           <w:rFonts w:ascii="Arial" w:eastAsiaTheme="majorEastAsia" w:hAnsi="Arial" w:cs="Arial"/>
         </w:rPr>
-        <w:t>[left...right].</w:t>
+        <w:t>[</w:t>
+      </w:r>
+      <w:proofErr w:type="gramEnd"/>
+      <w:r>
+        <w:rPr>
+          <w:rStyle w:val="HTMLCode"/>
+          <w:rFonts w:ascii="Arial" w:eastAsiaTheme="majorEastAsia" w:hAnsi="Arial" w:cs="Arial"/>
+        </w:rPr>
+        <w:t>left...right].</w:t>
       </w:r>
     </w:p>
     <w:p>
@@ -3792,8 +3819,176 @@
           <w:sz w:val="28"/>
           <w:szCs w:val="28"/>
         </w:rPr>
-        <w:lastRenderedPageBreak/>
-        <w:t xml:space="preserve">When array size = 1 (or 0), if </w:t>
+        <w:t>When array size = 1 (or 0), if size(A) &gt; 1 becomes false.</w:t>
+      </w:r>
+    </w:p>
+    <w:p>
+      <w:pPr>
+        <w:rPr>
+          <w:rFonts w:ascii="Arial" w:eastAsiaTheme="majorEastAsia" w:hAnsi="Arial" w:cs="Arial"/>
+          <w:sz w:val="28"/>
+          <w:szCs w:val="28"/>
+        </w:rPr>
+      </w:pPr>
+      <w:r>
+        <w:rPr>
+          <w:rFonts w:ascii="Arial" w:eastAsiaTheme="majorEastAsia" w:hAnsi="Arial" w:cs="Arial"/>
+          <w:sz w:val="28"/>
+          <w:szCs w:val="28"/>
+        </w:rPr>
+        <w:t>A single element is already sorted — no work needed.</w:t>
+      </w:r>
+    </w:p>
+    <w:p>
+      <w:pPr>
+        <w:rPr>
+          <w:rFonts w:ascii="Arial" w:eastAsiaTheme="majorEastAsia" w:hAnsi="Arial" w:cs="Arial"/>
+          <w:b/>
+          <w:sz w:val="28"/>
+          <w:szCs w:val="28"/>
+        </w:rPr>
+      </w:pPr>
+      <w:r>
+        <w:rPr>
+          <w:rFonts w:ascii="Arial" w:eastAsiaTheme="majorEastAsia" w:hAnsi="Arial" w:cs="Arial"/>
+          <w:sz w:val="28"/>
+          <w:szCs w:val="28"/>
+        </w:rPr>
+        <w:t xml:space="preserve">Base case is correct. </w:t>
+      </w:r>
+      <w:r>
+        <w:rPr>
+          <w:rFonts w:ascii="Segoe UI Symbol" w:eastAsiaTheme="majorEastAsia" w:hAnsi="Segoe UI Symbol" w:cs="Segoe UI Symbol"/>
+          <w:sz w:val="28"/>
+          <w:szCs w:val="28"/>
+        </w:rPr>
+        <w:t>✅</w:t>
+      </w:r>
+    </w:p>
+    <w:p>
+      <w:pPr>
+        <w:rPr>
+          <w:rFonts w:ascii="Arial" w:eastAsiaTheme="majorEastAsia" w:hAnsi="Arial" w:cs="Arial"/>
+          <w:b/>
+          <w:sz w:val="28"/>
+          <w:szCs w:val="28"/>
+        </w:rPr>
+      </w:pPr>
+    </w:p>
+    <w:p>
+      <w:pPr>
+        <w:rPr>
+          <w:rFonts w:ascii="Arial" w:eastAsiaTheme="majorEastAsia" w:hAnsi="Arial" w:cs="Arial"/>
+          <w:b/>
+          <w:sz w:val="28"/>
+          <w:szCs w:val="28"/>
+        </w:rPr>
+      </w:pPr>
+      <w:r>
+        <w:rPr>
+          <w:rFonts w:ascii="Arial" w:eastAsiaTheme="majorEastAsia" w:hAnsi="Arial" w:cs="Arial"/>
+          <w:b/>
+          <w:sz w:val="28"/>
+          <w:szCs w:val="28"/>
+        </w:rPr>
+        <w:t>Inductive Step</w:t>
+      </w:r>
+    </w:p>
+    <w:p>
+      <w:pPr>
+        <w:rPr>
+          <w:rFonts w:ascii="Arial" w:eastAsiaTheme="majorEastAsia" w:hAnsi="Arial" w:cs="Arial"/>
+          <w:b/>
+          <w:sz w:val="28"/>
+          <w:szCs w:val="28"/>
+        </w:rPr>
+      </w:pPr>
+    </w:p>
+    <w:p>
+      <w:pPr>
+        <w:rPr>
+          <w:rFonts w:ascii="Arial" w:eastAsiaTheme="majorEastAsia" w:hAnsi="Arial" w:cs="Arial"/>
+          <w:sz w:val="28"/>
+          <w:szCs w:val="28"/>
+        </w:rPr>
+      </w:pPr>
+      <w:r>
+        <w:rPr>
+          <w:rFonts w:ascii="Arial" w:eastAsiaTheme="majorEastAsia" w:hAnsi="Arial" w:cs="Arial"/>
+          <w:sz w:val="28"/>
+          <w:szCs w:val="28"/>
+        </w:rPr>
+        <w:t xml:space="preserve">Assume </w:t>
+      </w:r>
+      <w:proofErr w:type="spellStart"/>
+      <w:r>
+        <w:rPr>
+          <w:rFonts w:ascii="Arial" w:eastAsiaTheme="majorEastAsia" w:hAnsi="Arial" w:cs="Arial"/>
+          <w:sz w:val="28"/>
+          <w:szCs w:val="28"/>
+        </w:rPr>
+        <w:t>MergeSort</w:t>
+      </w:r>
+      <w:proofErr w:type="spellEnd"/>
+      <w:r>
+        <w:rPr>
+          <w:rFonts w:ascii="Arial" w:eastAsiaTheme="majorEastAsia" w:hAnsi="Arial" w:cs="Arial"/>
+          <w:sz w:val="28"/>
+          <w:szCs w:val="28"/>
+        </w:rPr>
+        <w:t>(left) correctly sorts the left half.</w:t>
+      </w:r>
+    </w:p>
+    <w:p>
+      <w:pPr>
+        <w:rPr>
+          <w:rFonts w:ascii="Arial" w:eastAsiaTheme="majorEastAsia" w:hAnsi="Arial" w:cs="Arial"/>
+          <w:sz w:val="28"/>
+          <w:szCs w:val="28"/>
+        </w:rPr>
+      </w:pPr>
+      <w:r>
+        <w:rPr>
+          <w:rFonts w:ascii="Arial" w:eastAsiaTheme="majorEastAsia" w:hAnsi="Arial" w:cs="Arial"/>
+          <w:sz w:val="28"/>
+          <w:szCs w:val="28"/>
+        </w:rPr>
+        <w:t xml:space="preserve">Assume </w:t>
+      </w:r>
+      <w:proofErr w:type="spellStart"/>
+      <w:r>
+        <w:rPr>
+          <w:rFonts w:ascii="Arial" w:eastAsiaTheme="majorEastAsia" w:hAnsi="Arial" w:cs="Arial"/>
+          <w:sz w:val="28"/>
+          <w:szCs w:val="28"/>
+        </w:rPr>
+        <w:t>MergeSort</w:t>
+      </w:r>
+      <w:proofErr w:type="spellEnd"/>
+      <w:r>
+        <w:rPr>
+          <w:rFonts w:ascii="Arial" w:eastAsiaTheme="majorEastAsia" w:hAnsi="Arial" w:cs="Arial"/>
+          <w:sz w:val="28"/>
+          <w:szCs w:val="28"/>
+        </w:rPr>
+        <w:t>(right) correctly sorts the right half.</w:t>
+      </w:r>
+    </w:p>
+    <w:p>
+      <w:pPr>
+        <w:rPr>
+          <w:rFonts w:ascii="Arial" w:eastAsiaTheme="majorEastAsia" w:hAnsi="Arial" w:cs="Arial"/>
+          <w:sz w:val="28"/>
+          <w:szCs w:val="28"/>
+        </w:rPr>
+      </w:pPr>
+      <w:r>
+        <w:rPr>
+          <w:rFonts w:ascii="Arial" w:eastAsiaTheme="majorEastAsia" w:hAnsi="Arial" w:cs="Arial"/>
+          <w:sz w:val="28"/>
+          <w:szCs w:val="28"/>
+        </w:rPr>
+        <w:t xml:space="preserve">Then </w:t>
       </w:r>
       <w:proofErr w:type="gramStart"/>
       <w:r>
@@ -3802,7 +3997,7 @@
           <w:sz w:val="28"/>
           <w:szCs w:val="28"/>
         </w:rPr>
-        <w:t>size(</w:t>
+        <w:t>Merge(</w:t>
       </w:r>
       <w:proofErr w:type="gramEnd"/>
       <w:r>
@@ -3811,31 +4006,52 @@
           <w:sz w:val="28"/>
           <w:szCs w:val="28"/>
         </w:rPr>
-        <w:t>A) &gt; 1 becomes false.</w:t>
-      </w:r>
-    </w:p>
-    <w:p>
-      <w:pPr>
+        <w:t>left, right, A) correctly combines both sorted halves into one sorted array.</w:t>
+      </w:r>
+    </w:p>
+    <w:p>
+      <w:pPr>
+        <w:rPr>
+          <w:rFonts w:ascii="Segoe UI Symbol" w:eastAsiaTheme="majorEastAsia" w:hAnsi="Segoe UI Symbol" w:cs="Segoe UI Symbol"/>
+          <w:b/>
+          <w:sz w:val="28"/>
+          <w:szCs w:val="28"/>
+        </w:rPr>
+      </w:pPr>
+      <w:proofErr w:type="gramStart"/>
+      <w:r>
         <w:rPr>
           <w:rFonts w:ascii="Arial" w:eastAsiaTheme="majorEastAsia" w:hAnsi="Arial" w:cs="Arial"/>
-          <w:sz w:val="28"/>
-          <w:szCs w:val="28"/>
-        </w:rPr>
-      </w:pPr>
+          <w:b/>
+          <w:sz w:val="28"/>
+          <w:szCs w:val="28"/>
+        </w:rPr>
+        <w:t>Therefore</w:t>
+      </w:r>
+      <w:proofErr w:type="gramEnd"/>
       <w:r>
         <w:rPr>
           <w:rFonts w:ascii="Arial" w:eastAsiaTheme="majorEastAsia" w:hAnsi="Arial" w:cs="Arial"/>
-          <w:sz w:val="28"/>
-          <w:szCs w:val="28"/>
-        </w:rPr>
-        <w:t>A single element is already sorted — no work needed.</w:t>
+          <w:b/>
+          <w:sz w:val="28"/>
+          <w:szCs w:val="28"/>
+        </w:rPr>
+        <w:t xml:space="preserve"> the full array is correctly sorted. </w:t>
+      </w:r>
+      <w:r>
+        <w:rPr>
+          <w:rFonts w:ascii="Segoe UI Symbol" w:eastAsiaTheme="majorEastAsia" w:hAnsi="Segoe UI Symbol" w:cs="Segoe UI Symbol"/>
+          <w:b/>
+          <w:sz w:val="28"/>
+          <w:szCs w:val="28"/>
+        </w:rPr>
+        <w:t>✅</w:t>
       </w:r>
     </w:p>
     <w:p>
       <w:pPr>
         <w:rPr>
           <w:rFonts w:ascii="Arial" w:eastAsiaTheme="majorEastAsia" w:hAnsi="Arial" w:cs="Arial"/>
-          <w:b/>
           <w:sz w:val="28"/>
           <w:szCs w:val="28"/>
         </w:rPr>
@@ -3843,10 +4059,107 @@
       <w:r>
         <w:rPr>
           <w:rFonts w:ascii="Arial" w:eastAsiaTheme="majorEastAsia" w:hAnsi="Arial" w:cs="Arial"/>
-          <w:sz w:val="28"/>
-          <w:szCs w:val="28"/>
-        </w:rPr>
-        <w:t xml:space="preserve">Base case is correct. </w:t>
+          <w:b/>
+          <w:sz w:val="28"/>
+          <w:szCs w:val="28"/>
+        </w:rPr>
+        <w:t>Termination</w:t>
+      </w:r>
+    </w:p>
+    <w:p>
+      <w:pPr>
+        <w:rPr>
+          <w:rFonts w:ascii="Arial" w:eastAsiaTheme="majorEastAsia" w:hAnsi="Arial" w:cs="Arial"/>
+          <w:sz w:val="28"/>
+          <w:szCs w:val="28"/>
+        </w:rPr>
+      </w:pPr>
+      <w:r>
+        <w:rPr>
+          <w:rFonts w:ascii="Arial" w:eastAsiaTheme="majorEastAsia" w:hAnsi="Arial" w:cs="Arial"/>
+          <w:sz w:val="28"/>
+          <w:szCs w:val="28"/>
+        </w:rPr>
+        <w:t>Each recursive call divides array by half.</w:t>
+      </w:r>
+    </w:p>
+    <w:p>
+      <w:pPr>
+        <w:rPr>
+          <w:rFonts w:ascii="Arial" w:eastAsiaTheme="majorEastAsia" w:hAnsi="Arial" w:cs="Arial"/>
+          <w:sz w:val="28"/>
+          <w:szCs w:val="28"/>
+        </w:rPr>
+      </w:pPr>
+      <w:r>
+        <w:rPr>
+          <w:rFonts w:ascii="Arial" w:eastAsiaTheme="majorEastAsia" w:hAnsi="Arial" w:cs="Arial"/>
+          <w:sz w:val="28"/>
+          <w:szCs w:val="28"/>
+        </w:rPr>
+        <w:t xml:space="preserve">Array size </w:t>
+      </w:r>
+      <w:proofErr w:type="gramStart"/>
+      <w:r>
+        <w:rPr>
+          <w:rFonts w:ascii="Arial" w:eastAsiaTheme="majorEastAsia" w:hAnsi="Arial" w:cs="Arial"/>
+          <w:sz w:val="28"/>
+          <w:szCs w:val="28"/>
+        </w:rPr>
+        <w:t>goes:</w:t>
+      </w:r>
+      <w:proofErr w:type="gramEnd"/>
+      <w:r>
+        <w:rPr>
+          <w:rFonts w:ascii="Arial" w:eastAsiaTheme="majorEastAsia" w:hAnsi="Arial" w:cs="Arial"/>
+          <w:sz w:val="28"/>
+          <w:szCs w:val="28"/>
+        </w:rPr>
+        <w:t xml:space="preserve"> n → n/2 → n/4 → … → 1</w:t>
+      </w:r>
+    </w:p>
+    <w:p>
+      <w:pPr>
+        <w:rPr>
+          <w:rFonts w:ascii="Arial" w:eastAsiaTheme="majorEastAsia" w:hAnsi="Arial" w:cs="Arial"/>
+          <w:sz w:val="28"/>
+          <w:szCs w:val="28"/>
+        </w:rPr>
+      </w:pPr>
+      <w:r>
+        <w:rPr>
+          <w:rFonts w:ascii="Arial" w:eastAsiaTheme="majorEastAsia" w:hAnsi="Arial" w:cs="Arial"/>
+          <w:sz w:val="28"/>
+          <w:szCs w:val="28"/>
+        </w:rPr>
+        <w:t>Eventually size = 1 → base case reached → recursion stops.</w:t>
+      </w:r>
+    </w:p>
+    <w:p>
+      <w:pPr>
+        <w:rPr>
+          <w:rFonts w:ascii="Arial" w:eastAsiaTheme="majorEastAsia" w:hAnsi="Arial" w:cs="Arial"/>
+          <w:sz w:val="28"/>
+          <w:szCs w:val="28"/>
+        </w:rPr>
+      </w:pPr>
+      <w:proofErr w:type="gramStart"/>
+      <w:r>
+        <w:rPr>
+          <w:rFonts w:ascii="Arial" w:eastAsiaTheme="majorEastAsia" w:hAnsi="Arial" w:cs="Arial"/>
+          <w:sz w:val="28"/>
+          <w:szCs w:val="28"/>
+        </w:rPr>
+        <w:t>Therefore</w:t>
+      </w:r>
+      <w:proofErr w:type="gramEnd"/>
+      <w:r>
+        <w:rPr>
+          <w:rFonts w:ascii="Arial" w:eastAsiaTheme="majorEastAsia" w:hAnsi="Arial" w:cs="Arial"/>
+          <w:sz w:val="28"/>
+          <w:szCs w:val="28"/>
+        </w:rPr>
+        <w:t xml:space="preserve"> Merge Sort always terminates. </w:t>
       </w:r>
       <w:r>
         <w:rPr>
@@ -3860,294 +4173,6 @@
     <w:p>
       <w:pPr>
         <w:rPr>
-          <w:rFonts w:ascii="Arial" w:eastAsiaTheme="majorEastAsia" w:hAnsi="Arial" w:cs="Arial"/>
-          <w:b/>
-          <w:sz w:val="28"/>
-          <w:szCs w:val="28"/>
-        </w:rPr>
-      </w:pPr>
-    </w:p>
-    <w:p>
-      <w:pPr>
-        <w:rPr>
-          <w:rFonts w:ascii="Arial" w:eastAsiaTheme="majorEastAsia" w:hAnsi="Arial" w:cs="Arial"/>
-          <w:b/>
-          <w:sz w:val="28"/>
-          <w:szCs w:val="28"/>
-        </w:rPr>
-      </w:pPr>
-      <w:r>
-        <w:rPr>
-          <w:rFonts w:ascii="Arial" w:eastAsiaTheme="majorEastAsia" w:hAnsi="Arial" w:cs="Arial"/>
-          <w:b/>
-          <w:sz w:val="28"/>
-          <w:szCs w:val="28"/>
-        </w:rPr>
-        <w:t>Inductive Step</w:t>
-      </w:r>
-    </w:p>
-    <w:p>
-      <w:pPr>
-        <w:rPr>
-          <w:rFonts w:ascii="Arial" w:eastAsiaTheme="majorEastAsia" w:hAnsi="Arial" w:cs="Arial"/>
-          <w:b/>
-          <w:sz w:val="28"/>
-          <w:szCs w:val="28"/>
-        </w:rPr>
-      </w:pPr>
-    </w:p>
-    <w:p>
-      <w:pPr>
-        <w:rPr>
-          <w:rFonts w:ascii="Arial" w:eastAsiaTheme="majorEastAsia" w:hAnsi="Arial" w:cs="Arial"/>
-          <w:sz w:val="28"/>
-          <w:szCs w:val="28"/>
-        </w:rPr>
-      </w:pPr>
-      <w:r>
-        <w:rPr>
-          <w:rFonts w:ascii="Arial" w:eastAsiaTheme="majorEastAsia" w:hAnsi="Arial" w:cs="Arial"/>
-          <w:sz w:val="28"/>
-          <w:szCs w:val="28"/>
-        </w:rPr>
-        <w:t xml:space="preserve">Assume </w:t>
-      </w:r>
-      <w:proofErr w:type="spellStart"/>
-      <w:proofErr w:type="gramStart"/>
-      <w:r>
-        <w:rPr>
-          <w:rFonts w:ascii="Arial" w:eastAsiaTheme="majorEastAsia" w:hAnsi="Arial" w:cs="Arial"/>
-          <w:sz w:val="28"/>
-          <w:szCs w:val="28"/>
-        </w:rPr>
-        <w:t>MergeSort</w:t>
-      </w:r>
-      <w:proofErr w:type="spellEnd"/>
-      <w:r>
-        <w:rPr>
-          <w:rFonts w:ascii="Arial" w:eastAsiaTheme="majorEastAsia" w:hAnsi="Arial" w:cs="Arial"/>
-          <w:sz w:val="28"/>
-          <w:szCs w:val="28"/>
-        </w:rPr>
-        <w:t>(</w:t>
-      </w:r>
-      <w:proofErr w:type="gramEnd"/>
-      <w:r>
-        <w:rPr>
-          <w:rFonts w:ascii="Arial" w:eastAsiaTheme="majorEastAsia" w:hAnsi="Arial" w:cs="Arial"/>
-          <w:sz w:val="28"/>
-          <w:szCs w:val="28"/>
-        </w:rPr>
-        <w:t>left) correctly sorts the left half.</w:t>
-      </w:r>
-      <w:bookmarkStart w:id="0" w:name="_GoBack"/>
-      <w:bookmarkEnd w:id="0"/>
-    </w:p>
-    <w:p>
-      <w:pPr>
-        <w:rPr>
-          <w:rFonts w:ascii="Arial" w:eastAsiaTheme="majorEastAsia" w:hAnsi="Arial" w:cs="Arial"/>
-          <w:sz w:val="28"/>
-          <w:szCs w:val="28"/>
-        </w:rPr>
-      </w:pPr>
-      <w:r>
-        <w:rPr>
-          <w:rFonts w:ascii="Arial" w:eastAsiaTheme="majorEastAsia" w:hAnsi="Arial" w:cs="Arial"/>
-          <w:sz w:val="28"/>
-          <w:szCs w:val="28"/>
-        </w:rPr>
-        <w:t xml:space="preserve">Assume </w:t>
-      </w:r>
-      <w:proofErr w:type="spellStart"/>
-      <w:proofErr w:type="gramStart"/>
-      <w:r>
-        <w:rPr>
-          <w:rFonts w:ascii="Arial" w:eastAsiaTheme="majorEastAsia" w:hAnsi="Arial" w:cs="Arial"/>
-          <w:sz w:val="28"/>
-          <w:szCs w:val="28"/>
-        </w:rPr>
-        <w:t>MergeSort</w:t>
-      </w:r>
-      <w:proofErr w:type="spellEnd"/>
-      <w:r>
-        <w:rPr>
-          <w:rFonts w:ascii="Arial" w:eastAsiaTheme="majorEastAsia" w:hAnsi="Arial" w:cs="Arial"/>
-          <w:sz w:val="28"/>
-          <w:szCs w:val="28"/>
-        </w:rPr>
-        <w:t>(</w:t>
-      </w:r>
-      <w:proofErr w:type="gramEnd"/>
-      <w:r>
-        <w:rPr>
-          <w:rFonts w:ascii="Arial" w:eastAsiaTheme="majorEastAsia" w:hAnsi="Arial" w:cs="Arial"/>
-          <w:sz w:val="28"/>
-          <w:szCs w:val="28"/>
-        </w:rPr>
-        <w:t>right) correctly sorts the right half.</w:t>
-      </w:r>
-    </w:p>
-    <w:p>
-      <w:pPr>
-        <w:rPr>
-          <w:rFonts w:ascii="Arial" w:eastAsiaTheme="majorEastAsia" w:hAnsi="Arial" w:cs="Arial"/>
-          <w:sz w:val="28"/>
-          <w:szCs w:val="28"/>
-        </w:rPr>
-      </w:pPr>
-      <w:r>
-        <w:rPr>
-          <w:rFonts w:ascii="Arial" w:eastAsiaTheme="majorEastAsia" w:hAnsi="Arial" w:cs="Arial"/>
-          <w:sz w:val="28"/>
-          <w:szCs w:val="28"/>
-        </w:rPr>
-        <w:t xml:space="preserve">Then </w:t>
-      </w:r>
-      <w:proofErr w:type="gramStart"/>
-      <w:r>
-        <w:rPr>
-          <w:rFonts w:ascii="Arial" w:eastAsiaTheme="majorEastAsia" w:hAnsi="Arial" w:cs="Arial"/>
-          <w:sz w:val="28"/>
-          <w:szCs w:val="28"/>
-        </w:rPr>
-        <w:t>Merge(</w:t>
-      </w:r>
-      <w:proofErr w:type="gramEnd"/>
-      <w:r>
-        <w:rPr>
-          <w:rFonts w:ascii="Arial" w:eastAsiaTheme="majorEastAsia" w:hAnsi="Arial" w:cs="Arial"/>
-          <w:sz w:val="28"/>
-          <w:szCs w:val="28"/>
-        </w:rPr>
-        <w:t>left, right, A) correctly combines both sorted halves into one sorted array.</w:t>
-      </w:r>
-    </w:p>
-    <w:p>
-      <w:pPr>
-        <w:rPr>
-          <w:rFonts w:ascii="Segoe UI Symbol" w:eastAsiaTheme="majorEastAsia" w:hAnsi="Segoe UI Symbol" w:cs="Segoe UI Symbol"/>
-          <w:b/>
-          <w:sz w:val="28"/>
-          <w:szCs w:val="28"/>
-        </w:rPr>
-      </w:pPr>
-      <w:r>
-        <w:rPr>
-          <w:rFonts w:ascii="Arial" w:eastAsiaTheme="majorEastAsia" w:hAnsi="Arial" w:cs="Arial"/>
-          <w:b/>
-          <w:sz w:val="28"/>
-          <w:szCs w:val="28"/>
-        </w:rPr>
-        <w:t xml:space="preserve">Therefore the full array is correctly sorted. </w:t>
-      </w:r>
-      <w:r>
-        <w:rPr>
-          <w:rFonts w:ascii="Segoe UI Symbol" w:eastAsiaTheme="majorEastAsia" w:hAnsi="Segoe UI Symbol" w:cs="Segoe UI Symbol"/>
-          <w:b/>
-          <w:sz w:val="28"/>
-          <w:szCs w:val="28"/>
-        </w:rPr>
-        <w:t>✅</w:t>
-      </w:r>
-    </w:p>
-    <w:p>
-      <w:pPr>
-        <w:rPr>
-          <w:rFonts w:ascii="Arial" w:eastAsiaTheme="majorEastAsia" w:hAnsi="Arial" w:cs="Arial"/>
-          <w:sz w:val="28"/>
-          <w:szCs w:val="28"/>
-        </w:rPr>
-      </w:pPr>
-      <w:r>
-        <w:rPr>
-          <w:rFonts w:ascii="Arial" w:eastAsiaTheme="majorEastAsia" w:hAnsi="Arial" w:cs="Arial"/>
-          <w:b/>
-          <w:sz w:val="28"/>
-          <w:szCs w:val="28"/>
-        </w:rPr>
-        <w:t>Termination</w:t>
-      </w:r>
-    </w:p>
-    <w:p>
-      <w:pPr>
-        <w:rPr>
-          <w:rFonts w:ascii="Arial" w:eastAsiaTheme="majorEastAsia" w:hAnsi="Arial" w:cs="Arial"/>
-          <w:sz w:val="28"/>
-          <w:szCs w:val="28"/>
-        </w:rPr>
-      </w:pPr>
-      <w:r>
-        <w:rPr>
-          <w:rFonts w:ascii="Arial" w:eastAsiaTheme="majorEastAsia" w:hAnsi="Arial" w:cs="Arial"/>
-          <w:sz w:val="28"/>
-          <w:szCs w:val="28"/>
-        </w:rPr>
-        <w:t>Each recursive call divides array by half.</w:t>
-      </w:r>
-    </w:p>
-    <w:p>
-      <w:pPr>
-        <w:rPr>
-          <w:rFonts w:ascii="Arial" w:eastAsiaTheme="majorEastAsia" w:hAnsi="Arial" w:cs="Arial"/>
-          <w:sz w:val="28"/>
-          <w:szCs w:val="28"/>
-        </w:rPr>
-      </w:pPr>
-      <w:r>
-        <w:rPr>
-          <w:rFonts w:ascii="Arial" w:eastAsiaTheme="majorEastAsia" w:hAnsi="Arial" w:cs="Arial"/>
-          <w:sz w:val="28"/>
-          <w:szCs w:val="28"/>
-        </w:rPr>
-        <w:t>Array size goes: n → n/2 → n/4 → … → 1</w:t>
-      </w:r>
-    </w:p>
-    <w:p>
-      <w:pPr>
-        <w:rPr>
-          <w:rFonts w:ascii="Arial" w:eastAsiaTheme="majorEastAsia" w:hAnsi="Arial" w:cs="Arial"/>
-          <w:sz w:val="28"/>
-          <w:szCs w:val="28"/>
-        </w:rPr>
-      </w:pPr>
-      <w:r>
-        <w:rPr>
-          <w:rFonts w:ascii="Arial" w:eastAsiaTheme="majorEastAsia" w:hAnsi="Arial" w:cs="Arial"/>
-          <w:sz w:val="28"/>
-          <w:szCs w:val="28"/>
-        </w:rPr>
-        <w:t>Eventually size = 1 → base case reached → recursion stops.</w:t>
-      </w:r>
-    </w:p>
-    <w:p>
-      <w:pPr>
-        <w:rPr>
-          <w:rFonts w:ascii="Arial" w:eastAsiaTheme="majorEastAsia" w:hAnsi="Arial" w:cs="Arial"/>
-          <w:sz w:val="28"/>
-          <w:szCs w:val="28"/>
-        </w:rPr>
-      </w:pPr>
-      <w:r>
-        <w:rPr>
-          <w:rFonts w:ascii="Arial" w:eastAsiaTheme="majorEastAsia" w:hAnsi="Arial" w:cs="Arial"/>
-          <w:sz w:val="28"/>
-          <w:szCs w:val="28"/>
-        </w:rPr>
-        <w:t xml:space="preserve">Therefore Merge Sort always terminates. </w:t>
-      </w:r>
-      <w:r>
-        <w:rPr>
-          <w:rFonts w:ascii="Segoe UI Symbol" w:eastAsiaTheme="majorEastAsia" w:hAnsi="Segoe UI Symbol" w:cs="Segoe UI Symbol"/>
-          <w:sz w:val="28"/>
-          <w:szCs w:val="28"/>
-        </w:rPr>
-        <w:t>✅</w:t>
-      </w:r>
-    </w:p>
-    <w:p>
-      <w:pPr>
-        <w:rPr>
           <w:rFonts w:ascii="Arial" w:hAnsi="Arial" w:cs="Arial"/>
           <w:b/>
           <w:sz w:val="28"/>
@@ -4325,7 +4350,6 @@
           <w:sz w:val="28"/>
           <w:szCs w:val="28"/>
         </w:rPr>
-        <w:lastRenderedPageBreak/>
         <w:t>3. Therefore, the algorithm always terminates and produces a sorted array.</w:t>
       </w:r>
     </w:p>
@@ -4374,6 +4398,7 @@
           <w:sz w:val="28"/>
           <w:szCs w:val="28"/>
         </w:rPr>
+        <w:lastRenderedPageBreak/>
         <w:t>Definition</w:t>
       </w:r>
     </w:p>
@@ -4485,6 +4510,7 @@
               </w:rPr>
             </w:pPr>
             <w:proofErr w:type="spellStart"/>
+            <w:proofErr w:type="gramStart"/>
             <w:r>
               <w:rPr>
                 <w:rFonts w:ascii="Arial" w:hAnsi="Arial" w:cs="Arial"/>
@@ -4500,7 +4526,16 @@
                 <w:sz w:val="28"/>
                 <w:szCs w:val="28"/>
               </w:rPr>
-              <w:t>(A, low, high)</w:t>
+              <w:t>(</w:t>
+            </w:r>
+            <w:proofErr w:type="gramEnd"/>
+            <w:r>
+              <w:rPr>
+                <w:rFonts w:ascii="Arial" w:hAnsi="Arial" w:cs="Arial"/>
+                <w:sz w:val="28"/>
+                <w:szCs w:val="28"/>
+              </w:rPr>
+              <w:t>A, low, high)</w:t>
             </w:r>
           </w:p>
           <w:p>
@@ -4534,7 +4569,25 @@
                 <w:sz w:val="28"/>
                 <w:szCs w:val="28"/>
               </w:rPr>
-              <w:t xml:space="preserve">        p = Partition(A, low, high)</w:t>
+              <w:t xml:space="preserve">        p = </w:t>
+            </w:r>
+            <w:proofErr w:type="gramStart"/>
+            <w:r>
+              <w:rPr>
+                <w:rFonts w:ascii="Arial" w:hAnsi="Arial" w:cs="Arial"/>
+                <w:sz w:val="28"/>
+                <w:szCs w:val="28"/>
+              </w:rPr>
+              <w:t>Partition(</w:t>
+            </w:r>
+            <w:proofErr w:type="gramEnd"/>
+            <w:r>
+              <w:rPr>
+                <w:rFonts w:ascii="Arial" w:hAnsi="Arial" w:cs="Arial"/>
+                <w:sz w:val="28"/>
+                <w:szCs w:val="28"/>
+              </w:rPr>
+              <w:t>A, low, high)</w:t>
             </w:r>
           </w:p>
           <w:p>
@@ -4554,6 +4607,7 @@
               <w:t xml:space="preserve">        </w:t>
             </w:r>
             <w:proofErr w:type="spellStart"/>
+            <w:proofErr w:type="gramStart"/>
             <w:r>
               <w:rPr>
                 <w:rFonts w:ascii="Arial" w:hAnsi="Arial" w:cs="Arial"/>
@@ -4569,7 +4623,16 @@
                 <w:sz w:val="28"/>
                 <w:szCs w:val="28"/>
               </w:rPr>
-              <w:t>(A, low, p-1)</w:t>
+              <w:t>(</w:t>
+            </w:r>
+            <w:proofErr w:type="gramEnd"/>
+            <w:r>
+              <w:rPr>
+                <w:rFonts w:ascii="Arial" w:hAnsi="Arial" w:cs="Arial"/>
+                <w:sz w:val="28"/>
+                <w:szCs w:val="28"/>
+              </w:rPr>
+              <w:t>A, low, p-1)</w:t>
             </w:r>
           </w:p>
           <w:p>
@@ -4589,6 +4652,7 @@
               <w:t xml:space="preserve">        </w:t>
             </w:r>
             <w:proofErr w:type="spellStart"/>
+            <w:proofErr w:type="gramStart"/>
             <w:r>
               <w:rPr>
                 <w:rFonts w:ascii="Arial" w:hAnsi="Arial" w:cs="Arial"/>
@@ -4604,7 +4668,16 @@
                 <w:sz w:val="28"/>
                 <w:szCs w:val="28"/>
               </w:rPr>
-              <w:t>(A, p+1, high)</w:t>
+              <w:t>(</w:t>
+            </w:r>
+            <w:proofErr w:type="gramEnd"/>
+            <w:r>
+              <w:rPr>
+                <w:rFonts w:ascii="Arial" w:hAnsi="Arial" w:cs="Arial"/>
+                <w:sz w:val="28"/>
+                <w:szCs w:val="28"/>
+              </w:rPr>
+              <w:t>A, p+1, high)</w:t>
             </w:r>
           </w:p>
           <w:p>
@@ -4873,7 +4946,6 @@
           <w:rStyle w:val="HTMLCode"/>
           <w:rFonts w:ascii="Arial" w:eastAsiaTheme="majorEastAsia" w:hAnsi="Arial" w:cs="Arial"/>
         </w:rPr>
-        <w:lastRenderedPageBreak/>
         <w:t>1. Pivot is in its correct final position.</w:t>
       </w:r>
       <w:r>
@@ -4971,6 +5043,7 @@
           <w:sz w:val="28"/>
           <w:szCs w:val="28"/>
         </w:rPr>
+        <w:lastRenderedPageBreak/>
         <w:t>Subarray has 0 or 1 elements — already sorted.</w:t>
       </w:r>
     </w:p>
@@ -5212,13 +5285,23 @@
           <w:szCs w:val="28"/>
         </w:rPr>
       </w:pPr>
+      <w:proofErr w:type="gramStart"/>
       <w:r>
         <w:rPr>
           <w:rFonts w:ascii="Arial" w:eastAsiaTheme="majorEastAsia" w:hAnsi="Arial" w:cs="Arial"/>
           <w:sz w:val="28"/>
           <w:szCs w:val="28"/>
         </w:rPr>
-        <w:t>So subarray size reduces by at least 1 each time.</w:t>
+        <w:t>So</w:t>
+      </w:r>
+      <w:proofErr w:type="gramEnd"/>
+      <w:r>
+        <w:rPr>
+          <w:rFonts w:ascii="Arial" w:eastAsiaTheme="majorEastAsia" w:hAnsi="Arial" w:cs="Arial"/>
+          <w:sz w:val="28"/>
+          <w:szCs w:val="28"/>
+        </w:rPr>
+        <w:t xml:space="preserve"> subarray size reduces by at least 1 each time.</w:t>
       </w:r>
     </w:p>
     <w:p>
@@ -5453,7 +5536,6 @@
           <w:sz w:val="28"/>
           <w:szCs w:val="28"/>
         </w:rPr>
-        <w:lastRenderedPageBreak/>
         <w:t>Each recursive call reduces subarray size by at least 1 (pivot excluded).</w:t>
       </w:r>
     </w:p>
@@ -5514,6 +5596,7 @@
           <w:sz w:val="28"/>
           <w:szCs w:val="28"/>
         </w:rPr>
+        <w:lastRenderedPageBreak/>
         <w:t xml:space="preserve">Partition loop runs exactly </w:t>
       </w:r>
       <w:r>
@@ -5532,7 +5615,25 @@
           <w:sz w:val="28"/>
           <w:szCs w:val="28"/>
         </w:rPr>
-        <w:t xml:space="preserve"> comparisons and always terminates. Therefore the algorithm always terminates and produces a correctly sorted array.</w:t>
+        <w:t xml:space="preserve"> comparisons and always terminates. </w:t>
+      </w:r>
+      <w:proofErr w:type="gramStart"/>
+      <w:r>
+        <w:rPr>
+          <w:rFonts w:ascii="Arial" w:hAnsi="Arial" w:cs="Arial"/>
+          <w:sz w:val="28"/>
+          <w:szCs w:val="28"/>
+        </w:rPr>
+        <w:t>Therefore</w:t>
+      </w:r>
+      <w:proofErr w:type="gramEnd"/>
+      <w:r>
+        <w:rPr>
+          <w:rFonts w:ascii="Arial" w:hAnsi="Arial" w:cs="Arial"/>
+          <w:sz w:val="28"/>
+          <w:szCs w:val="28"/>
+        </w:rPr>
+        <w:t xml:space="preserve"> the algorithm always terminates and produces a correctly sorted array.</w:t>
       </w:r>
     </w:p>
     <w:p>
@@ -5651,6 +5752,7 @@
               </w:rPr>
             </w:pPr>
             <w:proofErr w:type="spellStart"/>
+            <w:proofErr w:type="gramStart"/>
             <w:r>
               <w:rPr>
                 <w:rFonts w:ascii="Arial" w:hAnsi="Arial" w:cs="Arial"/>
@@ -5666,7 +5768,16 @@
                 <w:sz w:val="28"/>
                 <w:szCs w:val="28"/>
               </w:rPr>
-              <w:t>(A, n, key)</w:t>
+              <w:t>(</w:t>
+            </w:r>
+            <w:proofErr w:type="gramEnd"/>
+            <w:r>
+              <w:rPr>
+                <w:rFonts w:ascii="Arial" w:hAnsi="Arial" w:cs="Arial"/>
+                <w:sz w:val="28"/>
+                <w:szCs w:val="28"/>
+              </w:rPr>
+              <w:t>A, n, key)</w:t>
             </w:r>
           </w:p>
           <w:p>
@@ -6007,63 +6118,63 @@
           <w:sz w:val="28"/>
           <w:szCs w:val="28"/>
         </w:rPr>
+        <w:t xml:space="preserve">Array A is </w:t>
+      </w:r>
+      <w:r>
+        <w:rPr>
+          <w:rFonts w:ascii="Arial" w:hAnsi="Arial" w:cs="Arial"/>
+          <w:b/>
+          <w:bCs/>
+          <w:sz w:val="28"/>
+          <w:szCs w:val="28"/>
+        </w:rPr>
+        <w:t>not modified</w:t>
+      </w:r>
+      <w:r>
+        <w:rPr>
+          <w:rFonts w:ascii="Arial" w:hAnsi="Arial" w:cs="Arial"/>
+          <w:sz w:val="28"/>
+          <w:szCs w:val="28"/>
+        </w:rPr>
+        <w:t xml:space="preserve"> — same elements remain.</w:t>
+      </w:r>
+    </w:p>
+    <w:p>
+      <w:pPr>
+        <w:rPr>
+          <w:rFonts w:ascii="Arial" w:hAnsi="Arial" w:cs="Arial"/>
+          <w:b/>
+          <w:bCs/>
+          <w:sz w:val="28"/>
+          <w:szCs w:val="28"/>
+        </w:rPr>
+      </w:pPr>
+      <w:r>
+        <w:rPr>
+          <w:rFonts w:ascii="Arial" w:hAnsi="Arial" w:cs="Arial"/>
+          <w:b/>
+          <w:bCs/>
+          <w:sz w:val="28"/>
+          <w:szCs w:val="28"/>
+        </w:rPr>
+        <w:t>Loop Invariant</w:t>
+      </w:r>
+    </w:p>
+    <w:p>
+      <w:pPr>
+        <w:rPr>
+          <w:rFonts w:ascii="Arial" w:hAnsi="Arial" w:cs="Arial"/>
+          <w:sz w:val="28"/>
+          <w:szCs w:val="28"/>
+        </w:rPr>
+      </w:pPr>
+      <w:r>
+        <w:rPr>
+          <w:rFonts w:ascii="Arial" w:hAnsi="Arial" w:cs="Arial"/>
+          <w:sz w:val="28"/>
+          <w:szCs w:val="28"/>
+        </w:rPr>
         <w:lastRenderedPageBreak/>
-        <w:t xml:space="preserve">Array A is </w:t>
-      </w:r>
-      <w:r>
-        <w:rPr>
-          <w:rFonts w:ascii="Arial" w:hAnsi="Arial" w:cs="Arial"/>
-          <w:b/>
-          <w:bCs/>
-          <w:sz w:val="28"/>
-          <w:szCs w:val="28"/>
-        </w:rPr>
-        <w:t>not modified</w:t>
-      </w:r>
-      <w:r>
-        <w:rPr>
-          <w:rFonts w:ascii="Arial" w:hAnsi="Arial" w:cs="Arial"/>
-          <w:sz w:val="28"/>
-          <w:szCs w:val="28"/>
-        </w:rPr>
-        <w:t xml:space="preserve"> — same elements remain.</w:t>
-      </w:r>
-    </w:p>
-    <w:p>
-      <w:pPr>
-        <w:rPr>
-          <w:rFonts w:ascii="Arial" w:hAnsi="Arial" w:cs="Arial"/>
-          <w:b/>
-          <w:bCs/>
-          <w:sz w:val="28"/>
-          <w:szCs w:val="28"/>
-        </w:rPr>
-      </w:pPr>
-      <w:r>
-        <w:rPr>
-          <w:rFonts w:ascii="Arial" w:hAnsi="Arial" w:cs="Arial"/>
-          <w:b/>
-          <w:bCs/>
-          <w:sz w:val="28"/>
-          <w:szCs w:val="28"/>
-        </w:rPr>
-        <w:t>Loop Invariant</w:t>
-      </w:r>
-    </w:p>
-    <w:p>
-      <w:pPr>
-        <w:rPr>
-          <w:rFonts w:ascii="Arial" w:hAnsi="Arial" w:cs="Arial"/>
-          <w:sz w:val="28"/>
-          <w:szCs w:val="28"/>
-        </w:rPr>
-      </w:pPr>
-      <w:r>
-        <w:rPr>
-          <w:rFonts w:ascii="Arial" w:hAnsi="Arial" w:cs="Arial"/>
-          <w:sz w:val="28"/>
-          <w:szCs w:val="28"/>
-        </w:rPr>
         <w:t xml:space="preserve">At the start of each iteration </w:t>
       </w:r>
       <w:proofErr w:type="spellStart"/>
@@ -6724,7 +6835,25 @@
           <w:sz w:val="28"/>
           <w:szCs w:val="28"/>
         </w:rPr>
-        <w:t>0 … n-1]. Therefore the result is always correct if the algorithm stops.</w:t>
+        <w:t xml:space="preserve">0 … n-1]. </w:t>
+      </w:r>
+      <w:proofErr w:type="gramStart"/>
+      <w:r>
+        <w:rPr>
+          <w:rFonts w:ascii="Arial" w:hAnsi="Arial" w:cs="Arial"/>
+          <w:sz w:val="28"/>
+          <w:szCs w:val="28"/>
+        </w:rPr>
+        <w:t>Therefore</w:t>
+      </w:r>
+      <w:proofErr w:type="gramEnd"/>
+      <w:r>
+        <w:rPr>
+          <w:rFonts w:ascii="Arial" w:hAnsi="Arial" w:cs="Arial"/>
+          <w:sz w:val="28"/>
+          <w:szCs w:val="28"/>
+        </w:rPr>
+        <w:t xml:space="preserve"> the result is always correct if the algorithm stops.</w:t>
       </w:r>
     </w:p>
     <w:p>
@@ -6841,1842 +6970,6 @@
           <w:szCs w:val="28"/>
         </w:rPr>
         <w:t xml:space="preserve"> — one step per element.</w:t>
-      </w:r>
-    </w:p>
-    <w:p>
-      <w:pPr>
-        <w:numPr>
-          <w:ilvl w:val="0"/>
-          <w:numId w:val="11"/>
-        </w:numPr>
-        <w:rPr>
-          <w:rFonts w:ascii="Arial" w:hAnsi="Arial" w:cs="Arial"/>
-          <w:sz w:val="28"/>
-          <w:szCs w:val="28"/>
-        </w:rPr>
-      </w:pPr>
-      <w:r>
-        <w:rPr>
-          <w:rFonts w:ascii="Arial" w:hAnsi="Arial" w:cs="Arial"/>
-          <w:sz w:val="28"/>
-          <w:szCs w:val="28"/>
-        </w:rPr>
-        <w:lastRenderedPageBreak/>
-        <w:t xml:space="preserve">Each iteration either returns immediately or increases </w:t>
-      </w:r>
-      <w:proofErr w:type="spellStart"/>
-      <w:r>
-        <w:rPr>
-          <w:rFonts w:ascii="Arial" w:hAnsi="Arial" w:cs="Arial"/>
-          <w:sz w:val="28"/>
-          <w:szCs w:val="28"/>
-        </w:rPr>
-        <w:t>i</w:t>
-      </w:r>
-      <w:proofErr w:type="spellEnd"/>
-      <w:r>
-        <w:rPr>
-          <w:rFonts w:ascii="Arial" w:hAnsi="Arial" w:cs="Arial"/>
-          <w:sz w:val="28"/>
-          <w:szCs w:val="28"/>
-        </w:rPr>
-        <w:t xml:space="preserve"> by 1.</w:t>
-      </w:r>
-    </w:p>
-    <w:p>
-      <w:pPr>
-        <w:numPr>
-          <w:ilvl w:val="0"/>
-          <w:numId w:val="11"/>
-        </w:numPr>
-        <w:rPr>
-          <w:rFonts w:ascii="Arial" w:hAnsi="Arial" w:cs="Arial"/>
-          <w:sz w:val="28"/>
-          <w:szCs w:val="28"/>
-        </w:rPr>
-      </w:pPr>
-      <w:r>
-        <w:rPr>
-          <w:rFonts w:ascii="Arial" w:hAnsi="Arial" w:cs="Arial"/>
-          <w:sz w:val="28"/>
-          <w:szCs w:val="28"/>
-        </w:rPr>
-        <w:t>Therefore the algorithm always terminates after finite steps.</w:t>
-      </w:r>
-    </w:p>
-    <w:p>
-      <w:pPr>
-        <w:pStyle w:val="IntenseQuote"/>
-        <w:rPr>
-          <w:b/>
-          <w:bCs/>
-          <w:sz w:val="36"/>
-          <w:szCs w:val="36"/>
-        </w:rPr>
-      </w:pPr>
-      <w:r>
-        <w:rPr>
-          <w:b/>
-          <w:bCs/>
-          <w:sz w:val="36"/>
-          <w:szCs w:val="36"/>
-        </w:rPr>
-        <w:t>BINARY SEARCH</w:t>
-      </w:r>
-    </w:p>
-    <w:p>
-      <w:pPr>
-        <w:rPr>
-          <w:rFonts w:ascii="Arial" w:hAnsi="Arial" w:cs="Arial"/>
-          <w:b/>
-          <w:bCs/>
-          <w:sz w:val="28"/>
-          <w:szCs w:val="28"/>
-        </w:rPr>
-      </w:pPr>
-      <w:r>
-        <w:rPr>
-          <w:rFonts w:ascii="Arial" w:hAnsi="Arial" w:cs="Arial"/>
-          <w:b/>
-          <w:bCs/>
-          <w:sz w:val="28"/>
-          <w:szCs w:val="28"/>
-        </w:rPr>
-        <w:t>Definition</w:t>
-      </w:r>
-    </w:p>
-    <w:p>
-      <w:pPr>
-        <w:rPr>
-          <w:rFonts w:ascii="Arial" w:hAnsi="Arial" w:cs="Arial"/>
-          <w:sz w:val="28"/>
-          <w:szCs w:val="28"/>
-        </w:rPr>
-      </w:pPr>
-      <w:r>
-        <w:rPr>
-          <w:rFonts w:ascii="Arial" w:hAnsi="Arial" w:cs="Arial"/>
-          <w:sz w:val="28"/>
-          <w:szCs w:val="28"/>
-        </w:rPr>
-        <w:t xml:space="preserve">Binary Search works on a </w:t>
-      </w:r>
-      <w:r>
-        <w:rPr>
-          <w:rFonts w:ascii="Arial" w:hAnsi="Arial" w:cs="Arial"/>
-          <w:b/>
-          <w:bCs/>
-          <w:sz w:val="28"/>
-          <w:szCs w:val="28"/>
-        </w:rPr>
-        <w:t>sorted array.</w:t>
-      </w:r>
-      <w:r>
-        <w:rPr>
-          <w:rFonts w:ascii="Arial" w:hAnsi="Arial" w:cs="Arial"/>
-          <w:sz w:val="28"/>
-          <w:szCs w:val="28"/>
-        </w:rPr>
-        <w:t xml:space="preserve"> It repeatedly checks the middle element and eliminates half of the remaining array each time until the key is found or the search space becomes empty.</w:t>
-      </w:r>
-    </w:p>
-    <w:p>
-      <w:pPr>
-        <w:rPr>
-          <w:rFonts w:ascii="Arial" w:hAnsi="Arial" w:cs="Arial"/>
-          <w:b/>
-          <w:bCs/>
-          <w:sz w:val="28"/>
-          <w:szCs w:val="28"/>
-        </w:rPr>
-      </w:pPr>
-      <w:r>
-        <w:rPr>
-          <w:rFonts w:ascii="Arial" w:hAnsi="Arial" w:cs="Arial"/>
-          <w:b/>
-          <w:bCs/>
-          <w:sz w:val="28"/>
-          <w:szCs w:val="28"/>
-        </w:rPr>
-        <w:t>Algorithm</w:t>
-      </w:r>
-    </w:p>
-    <w:tbl>
-      <w:tblPr>
-        <w:tblStyle w:val="TableGrid"/>
-        <w:tblW w:w="0" w:type="auto"/>
-        <w:tblLook w:val="04A0" w:firstRow="1" w:lastRow="0" w:firstColumn="1" w:lastColumn="0" w:noHBand="0" w:noVBand="1"/>
-      </w:tblPr>
-      <w:tblGrid>
-        <w:gridCol w:w="9016"/>
-      </w:tblGrid>
-      <w:tr>
-        <w:tc>
-          <w:tcPr>
-            <w:tcW w:w="9016" w:type="dxa"/>
-          </w:tcPr>
-          <w:p>
-            <w:pPr>
-              <w:spacing w:after="160" w:line="259" w:lineRule="auto"/>
-              <w:rPr>
-                <w:rFonts w:ascii="Arial" w:hAnsi="Arial" w:cs="Arial"/>
-                <w:sz w:val="28"/>
-                <w:szCs w:val="28"/>
-              </w:rPr>
-            </w:pPr>
-            <w:proofErr w:type="spellStart"/>
-            <w:r>
-              <w:rPr>
-                <w:rFonts w:ascii="Arial" w:hAnsi="Arial" w:cs="Arial"/>
-                <w:sz w:val="28"/>
-                <w:szCs w:val="28"/>
-              </w:rPr>
-              <w:t>BinarySearch</w:t>
-            </w:r>
-            <w:proofErr w:type="spellEnd"/>
-            <w:r>
-              <w:rPr>
-                <w:rFonts w:ascii="Arial" w:hAnsi="Arial" w:cs="Arial"/>
-                <w:sz w:val="28"/>
-                <w:szCs w:val="28"/>
-              </w:rPr>
-              <w:t>(A, key)</w:t>
-            </w:r>
-          </w:p>
-          <w:p>
-            <w:pPr>
-              <w:spacing w:after="160" w:line="259" w:lineRule="auto"/>
-              <w:rPr>
-                <w:rFonts w:ascii="Arial" w:hAnsi="Arial" w:cs="Arial"/>
-                <w:sz w:val="28"/>
-                <w:szCs w:val="28"/>
-              </w:rPr>
-            </w:pPr>
-            <w:r>
-              <w:rPr>
-                <w:rFonts w:ascii="Arial" w:hAnsi="Arial" w:cs="Arial"/>
-                <w:sz w:val="28"/>
-                <w:szCs w:val="28"/>
-              </w:rPr>
-              <w:t xml:space="preserve">    low = 0</w:t>
-            </w:r>
-          </w:p>
-          <w:p>
-            <w:pPr>
-              <w:spacing w:after="160" w:line="259" w:lineRule="auto"/>
-              <w:rPr>
-                <w:rFonts w:ascii="Arial" w:hAnsi="Arial" w:cs="Arial"/>
-                <w:sz w:val="28"/>
-                <w:szCs w:val="28"/>
-              </w:rPr>
-            </w:pPr>
-            <w:r>
-              <w:rPr>
-                <w:rFonts w:ascii="Arial" w:hAnsi="Arial" w:cs="Arial"/>
-                <w:sz w:val="28"/>
-                <w:szCs w:val="28"/>
-              </w:rPr>
-              <w:t xml:space="preserve">    high = n - 1</w:t>
-            </w:r>
-          </w:p>
-          <w:p>
-            <w:pPr>
-              <w:spacing w:after="160" w:line="259" w:lineRule="auto"/>
-              <w:rPr>
-                <w:rFonts w:ascii="Arial" w:hAnsi="Arial" w:cs="Arial"/>
-                <w:sz w:val="28"/>
-                <w:szCs w:val="28"/>
-              </w:rPr>
-            </w:pPr>
-          </w:p>
-          <w:p>
-            <w:pPr>
-              <w:spacing w:after="160" w:line="259" w:lineRule="auto"/>
-              <w:rPr>
-                <w:rFonts w:ascii="Arial" w:hAnsi="Arial" w:cs="Arial"/>
-                <w:sz w:val="28"/>
-                <w:szCs w:val="28"/>
-              </w:rPr>
-            </w:pPr>
-            <w:r>
-              <w:rPr>
-                <w:rFonts w:ascii="Arial" w:hAnsi="Arial" w:cs="Arial"/>
-                <w:sz w:val="28"/>
-                <w:szCs w:val="28"/>
-              </w:rPr>
-              <w:t xml:space="preserve">    while low &lt;= high</w:t>
-            </w:r>
-          </w:p>
-          <w:p>
-            <w:pPr>
-              <w:spacing w:after="160" w:line="259" w:lineRule="auto"/>
-              <w:rPr>
-                <w:rFonts w:ascii="Arial" w:hAnsi="Arial" w:cs="Arial"/>
-                <w:sz w:val="28"/>
-                <w:szCs w:val="28"/>
-              </w:rPr>
-            </w:pPr>
-            <w:r>
-              <w:rPr>
-                <w:rFonts w:ascii="Arial" w:hAnsi="Arial" w:cs="Arial"/>
-                <w:sz w:val="28"/>
-                <w:szCs w:val="28"/>
-              </w:rPr>
-              <w:t xml:space="preserve">        mid = (low + high) / 2</w:t>
-            </w:r>
-          </w:p>
-          <w:p>
-            <w:pPr>
-              <w:spacing w:after="160" w:line="259" w:lineRule="auto"/>
-              <w:rPr>
-                <w:rFonts w:ascii="Arial" w:hAnsi="Arial" w:cs="Arial"/>
-                <w:sz w:val="28"/>
-                <w:szCs w:val="28"/>
-              </w:rPr>
-            </w:pPr>
-          </w:p>
-          <w:p>
-            <w:pPr>
-              <w:spacing w:after="160" w:line="259" w:lineRule="auto"/>
-              <w:rPr>
-                <w:rFonts w:ascii="Arial" w:hAnsi="Arial" w:cs="Arial"/>
-                <w:sz w:val="28"/>
-                <w:szCs w:val="28"/>
-              </w:rPr>
-            </w:pPr>
-            <w:r>
-              <w:rPr>
-                <w:rFonts w:ascii="Arial" w:hAnsi="Arial" w:cs="Arial"/>
-                <w:sz w:val="28"/>
-                <w:szCs w:val="28"/>
-              </w:rPr>
-              <w:t xml:space="preserve">        if A[mid] == key</w:t>
-            </w:r>
-          </w:p>
-          <w:p>
-            <w:pPr>
-              <w:spacing w:after="160" w:line="259" w:lineRule="auto"/>
-              <w:rPr>
-                <w:rFonts w:ascii="Arial" w:hAnsi="Arial" w:cs="Arial"/>
-                <w:sz w:val="28"/>
-                <w:szCs w:val="28"/>
-              </w:rPr>
-            </w:pPr>
-            <w:r>
-              <w:rPr>
-                <w:rFonts w:ascii="Arial" w:hAnsi="Arial" w:cs="Arial"/>
-                <w:sz w:val="28"/>
-                <w:szCs w:val="28"/>
-              </w:rPr>
-              <w:t xml:space="preserve">            return mid</w:t>
-            </w:r>
-          </w:p>
-          <w:p>
-            <w:pPr>
-              <w:spacing w:after="160" w:line="259" w:lineRule="auto"/>
-              <w:rPr>
-                <w:rFonts w:ascii="Arial" w:hAnsi="Arial" w:cs="Arial"/>
-                <w:sz w:val="28"/>
-                <w:szCs w:val="28"/>
-              </w:rPr>
-            </w:pPr>
-            <w:r>
-              <w:rPr>
-                <w:rFonts w:ascii="Arial" w:hAnsi="Arial" w:cs="Arial"/>
-                <w:sz w:val="28"/>
-                <w:szCs w:val="28"/>
-              </w:rPr>
-              <w:t xml:space="preserve">        else if A[mid] &lt; key</w:t>
-            </w:r>
-          </w:p>
-          <w:p>
-            <w:pPr>
-              <w:spacing w:after="160" w:line="259" w:lineRule="auto"/>
-              <w:rPr>
-                <w:rFonts w:ascii="Arial" w:hAnsi="Arial" w:cs="Arial"/>
-                <w:sz w:val="28"/>
-                <w:szCs w:val="28"/>
-              </w:rPr>
-            </w:pPr>
-            <w:r>
-              <w:rPr>
-                <w:rFonts w:ascii="Arial" w:hAnsi="Arial" w:cs="Arial"/>
-                <w:sz w:val="28"/>
-                <w:szCs w:val="28"/>
-              </w:rPr>
-              <w:t xml:space="preserve">            low = mid + 1</w:t>
-            </w:r>
-          </w:p>
-          <w:p>
-            <w:pPr>
-              <w:spacing w:after="160" w:line="259" w:lineRule="auto"/>
-              <w:rPr>
-                <w:rFonts w:ascii="Arial" w:hAnsi="Arial" w:cs="Arial"/>
-                <w:sz w:val="28"/>
-                <w:szCs w:val="28"/>
-              </w:rPr>
-            </w:pPr>
-            <w:r>
-              <w:rPr>
-                <w:rFonts w:ascii="Arial" w:hAnsi="Arial" w:cs="Arial"/>
-                <w:sz w:val="28"/>
-                <w:szCs w:val="28"/>
-              </w:rPr>
-              <w:t xml:space="preserve">        else</w:t>
-            </w:r>
-          </w:p>
-          <w:p>
-            <w:pPr>
-              <w:spacing w:after="160" w:line="259" w:lineRule="auto"/>
-              <w:rPr>
-                <w:rFonts w:ascii="Arial" w:hAnsi="Arial" w:cs="Arial"/>
-                <w:sz w:val="28"/>
-                <w:szCs w:val="28"/>
-              </w:rPr>
-            </w:pPr>
-            <w:r>
-              <w:rPr>
-                <w:rFonts w:ascii="Arial" w:hAnsi="Arial" w:cs="Arial"/>
-                <w:sz w:val="28"/>
-                <w:szCs w:val="28"/>
-              </w:rPr>
-              <w:t xml:space="preserve">            high = mid - 1</w:t>
-            </w:r>
-          </w:p>
-          <w:p>
-            <w:pPr>
-              <w:spacing w:after="160" w:line="259" w:lineRule="auto"/>
-              <w:rPr>
-                <w:rFonts w:ascii="Arial" w:hAnsi="Arial" w:cs="Arial"/>
-                <w:sz w:val="28"/>
-                <w:szCs w:val="28"/>
-              </w:rPr>
-            </w:pPr>
-          </w:p>
-          <w:p>
-            <w:pPr>
-              <w:spacing w:after="160" w:line="259" w:lineRule="auto"/>
-              <w:rPr>
-                <w:rFonts w:ascii="Arial" w:hAnsi="Arial" w:cs="Arial"/>
-                <w:sz w:val="28"/>
-                <w:szCs w:val="28"/>
-              </w:rPr>
-            </w:pPr>
-            <w:r>
-              <w:rPr>
-                <w:rFonts w:ascii="Arial" w:hAnsi="Arial" w:cs="Arial"/>
-                <w:sz w:val="28"/>
-                <w:szCs w:val="28"/>
-              </w:rPr>
-              <w:t xml:space="preserve">    return -1</w:t>
-            </w:r>
-          </w:p>
-          <w:p>
-            <w:pPr>
-              <w:rPr>
-                <w:rFonts w:ascii="Arial" w:hAnsi="Arial" w:cs="Arial"/>
-                <w:b/>
-                <w:bCs/>
-                <w:sz w:val="28"/>
-                <w:szCs w:val="28"/>
-              </w:rPr>
-            </w:pPr>
-          </w:p>
-        </w:tc>
-      </w:tr>
-    </w:tbl>
-    <w:p>
-      <w:pPr>
-        <w:rPr>
-          <w:rFonts w:ascii="Arial" w:hAnsi="Arial" w:cs="Arial"/>
-          <w:b/>
-          <w:bCs/>
-          <w:sz w:val="28"/>
-          <w:szCs w:val="28"/>
-        </w:rPr>
-      </w:pPr>
-    </w:p>
-    <w:p>
-      <w:pPr>
-        <w:rPr>
-          <w:rFonts w:ascii="Arial" w:hAnsi="Arial" w:cs="Arial"/>
-          <w:b/>
-          <w:bCs/>
-          <w:sz w:val="28"/>
-          <w:szCs w:val="28"/>
-        </w:rPr>
-      </w:pPr>
-      <w:r>
-        <w:rPr>
-          <w:rFonts w:ascii="Arial" w:hAnsi="Arial" w:cs="Arial"/>
-          <w:b/>
-          <w:bCs/>
-          <w:sz w:val="28"/>
-          <w:szCs w:val="28"/>
-        </w:rPr>
-        <w:t>Pre-condition</w:t>
-      </w:r>
-    </w:p>
-    <w:p>
-      <w:pPr>
-        <w:numPr>
-          <w:ilvl w:val="0"/>
-          <w:numId w:val="12"/>
-        </w:numPr>
-        <w:rPr>
-          <w:rFonts w:ascii="Arial" w:hAnsi="Arial" w:cs="Arial"/>
-          <w:sz w:val="28"/>
-          <w:szCs w:val="28"/>
-        </w:rPr>
-      </w:pPr>
-      <w:r>
-        <w:rPr>
-          <w:rFonts w:ascii="Arial" w:hAnsi="Arial" w:cs="Arial"/>
-          <w:sz w:val="28"/>
-          <w:szCs w:val="28"/>
-        </w:rPr>
-        <w:lastRenderedPageBreak/>
-        <w:t>Array A contains n valid elements.</w:t>
-      </w:r>
-    </w:p>
-    <w:p>
-      <w:pPr>
-        <w:numPr>
-          <w:ilvl w:val="0"/>
-          <w:numId w:val="12"/>
-        </w:numPr>
-        <w:rPr>
-          <w:rFonts w:ascii="Arial" w:hAnsi="Arial" w:cs="Arial"/>
-          <w:sz w:val="28"/>
-          <w:szCs w:val="28"/>
-        </w:rPr>
-      </w:pPr>
-      <w:r>
-        <w:rPr>
-          <w:rFonts w:ascii="Arial" w:hAnsi="Arial" w:cs="Arial"/>
-          <w:sz w:val="28"/>
-          <w:szCs w:val="28"/>
-        </w:rPr>
-        <w:t>n ≥ 0</w:t>
-      </w:r>
-    </w:p>
-    <w:p>
-      <w:pPr>
-        <w:numPr>
-          <w:ilvl w:val="0"/>
-          <w:numId w:val="12"/>
-        </w:numPr>
-        <w:rPr>
-          <w:rFonts w:ascii="Arial" w:hAnsi="Arial" w:cs="Arial"/>
-          <w:sz w:val="28"/>
-          <w:szCs w:val="28"/>
-        </w:rPr>
-      </w:pPr>
-      <w:r>
-        <w:rPr>
-          <w:rFonts w:ascii="Arial" w:hAnsi="Arial" w:cs="Arial"/>
-          <w:sz w:val="28"/>
-          <w:szCs w:val="28"/>
-        </w:rPr>
-        <w:t xml:space="preserve">Array A is </w:t>
-      </w:r>
-      <w:r>
-        <w:rPr>
-          <w:rFonts w:ascii="Arial" w:hAnsi="Arial" w:cs="Arial"/>
-          <w:b/>
-          <w:bCs/>
-          <w:sz w:val="28"/>
-          <w:szCs w:val="28"/>
-        </w:rPr>
-        <w:t>sorted in ascending order.</w:t>
-      </w:r>
-      <w:r>
-        <w:rPr>
-          <w:rFonts w:ascii="Arial" w:hAnsi="Arial" w:cs="Arial"/>
-          <w:sz w:val="28"/>
-          <w:szCs w:val="28"/>
-        </w:rPr>
-        <w:t xml:space="preserve"> ← very important!</w:t>
-      </w:r>
-    </w:p>
-    <w:p>
-      <w:pPr>
-        <w:numPr>
-          <w:ilvl w:val="0"/>
-          <w:numId w:val="12"/>
-        </w:numPr>
-        <w:rPr>
-          <w:rFonts w:ascii="Arial" w:hAnsi="Arial" w:cs="Arial"/>
-          <w:sz w:val="28"/>
-          <w:szCs w:val="28"/>
-        </w:rPr>
-      </w:pPr>
-      <w:r>
-        <w:rPr>
-          <w:rFonts w:ascii="Arial" w:hAnsi="Arial" w:cs="Arial"/>
-          <w:sz w:val="28"/>
-          <w:szCs w:val="28"/>
-        </w:rPr>
-        <w:t>key is the element we are searching for.</w:t>
-      </w:r>
-    </w:p>
-    <w:p>
-      <w:pPr>
-        <w:numPr>
-          <w:ilvl w:val="0"/>
-          <w:numId w:val="12"/>
-        </w:numPr>
-        <w:rPr>
-          <w:rFonts w:ascii="Arial" w:hAnsi="Arial" w:cs="Arial"/>
-          <w:sz w:val="28"/>
-          <w:szCs w:val="28"/>
-        </w:rPr>
-      </w:pPr>
-      <w:r>
-        <w:rPr>
-          <w:rFonts w:ascii="Arial" w:hAnsi="Arial" w:cs="Arial"/>
-          <w:sz w:val="28"/>
-          <w:szCs w:val="28"/>
-        </w:rPr>
-        <w:t>Elements must be comparable.</w:t>
-      </w:r>
-    </w:p>
-    <w:p>
-      <w:pPr>
-        <w:rPr>
-          <w:rFonts w:ascii="Arial" w:hAnsi="Arial" w:cs="Arial"/>
-          <w:b/>
-          <w:bCs/>
-          <w:sz w:val="28"/>
-          <w:szCs w:val="28"/>
-        </w:rPr>
-      </w:pPr>
-      <w:r>
-        <w:rPr>
-          <w:rFonts w:ascii="Arial" w:hAnsi="Arial" w:cs="Arial"/>
-          <w:b/>
-          <w:bCs/>
-          <w:sz w:val="28"/>
-          <w:szCs w:val="28"/>
-        </w:rPr>
-        <w:t>Post-condition</w:t>
-      </w:r>
-    </w:p>
-    <w:p>
-      <w:pPr>
-        <w:numPr>
-          <w:ilvl w:val="0"/>
-          <w:numId w:val="13"/>
-        </w:numPr>
-        <w:rPr>
-          <w:rFonts w:ascii="Arial" w:hAnsi="Arial" w:cs="Arial"/>
-          <w:sz w:val="28"/>
-          <w:szCs w:val="28"/>
-        </w:rPr>
-      </w:pPr>
-      <w:r>
-        <w:rPr>
-          <w:rFonts w:ascii="Arial" w:hAnsi="Arial" w:cs="Arial"/>
-          <w:sz w:val="28"/>
-          <w:szCs w:val="28"/>
-        </w:rPr>
-        <w:t xml:space="preserve">If key exists, return its </w:t>
-      </w:r>
-      <w:r>
-        <w:rPr>
-          <w:rFonts w:ascii="Arial" w:hAnsi="Arial" w:cs="Arial"/>
-          <w:b/>
-          <w:bCs/>
-          <w:sz w:val="28"/>
-          <w:szCs w:val="28"/>
-        </w:rPr>
-        <w:t>index.</w:t>
-      </w:r>
-    </w:p>
-    <w:p>
-      <w:pPr>
-        <w:numPr>
-          <w:ilvl w:val="0"/>
-          <w:numId w:val="13"/>
-        </w:numPr>
-        <w:rPr>
-          <w:rFonts w:ascii="Arial" w:hAnsi="Arial" w:cs="Arial"/>
-          <w:sz w:val="28"/>
-          <w:szCs w:val="28"/>
-        </w:rPr>
-      </w:pPr>
-      <w:r>
-        <w:rPr>
-          <w:rFonts w:ascii="Arial" w:hAnsi="Arial" w:cs="Arial"/>
-          <w:sz w:val="28"/>
-          <w:szCs w:val="28"/>
-        </w:rPr>
-        <w:t xml:space="preserve">If key does not exist, return </w:t>
-      </w:r>
-      <w:r>
-        <w:rPr>
-          <w:rFonts w:ascii="Arial" w:hAnsi="Arial" w:cs="Arial"/>
-          <w:b/>
-          <w:bCs/>
-          <w:sz w:val="28"/>
-          <w:szCs w:val="28"/>
-        </w:rPr>
-        <w:t>-1.</w:t>
-      </w:r>
-    </w:p>
-    <w:p>
-      <w:pPr>
-        <w:numPr>
-          <w:ilvl w:val="0"/>
-          <w:numId w:val="13"/>
-        </w:numPr>
-        <w:rPr>
-          <w:rFonts w:ascii="Arial" w:hAnsi="Arial" w:cs="Arial"/>
-          <w:sz w:val="28"/>
-          <w:szCs w:val="28"/>
-        </w:rPr>
-      </w:pPr>
-      <w:r>
-        <w:rPr>
-          <w:rFonts w:ascii="Arial" w:hAnsi="Arial" w:cs="Arial"/>
-          <w:sz w:val="28"/>
-          <w:szCs w:val="28"/>
-        </w:rPr>
-        <w:t xml:space="preserve">Array A is </w:t>
-      </w:r>
-      <w:r>
-        <w:rPr>
-          <w:rFonts w:ascii="Arial" w:hAnsi="Arial" w:cs="Arial"/>
-          <w:b/>
-          <w:bCs/>
-          <w:sz w:val="28"/>
-          <w:szCs w:val="28"/>
-        </w:rPr>
-        <w:t>not modified.</w:t>
-      </w:r>
-    </w:p>
-    <w:p>
-      <w:pPr>
-        <w:rPr>
-          <w:rFonts w:ascii="Arial" w:hAnsi="Arial" w:cs="Arial"/>
-          <w:b/>
-          <w:bCs/>
-          <w:sz w:val="28"/>
-          <w:szCs w:val="28"/>
-        </w:rPr>
-      </w:pPr>
-      <w:r>
-        <w:rPr>
-          <w:rFonts w:ascii="Arial" w:hAnsi="Arial" w:cs="Arial"/>
-          <w:b/>
-          <w:bCs/>
-          <w:sz w:val="28"/>
-          <w:szCs w:val="28"/>
-        </w:rPr>
-        <w:t>Loop Invariant</w:t>
-      </w:r>
-    </w:p>
-    <w:p>
-      <w:pPr>
-        <w:rPr>
-          <w:rFonts w:ascii="Arial" w:hAnsi="Arial" w:cs="Arial"/>
-          <w:sz w:val="28"/>
-          <w:szCs w:val="28"/>
-        </w:rPr>
-      </w:pPr>
-      <w:r>
-        <w:rPr>
-          <w:rFonts w:ascii="Arial" w:hAnsi="Arial" w:cs="Arial"/>
-          <w:sz w:val="28"/>
-          <w:szCs w:val="28"/>
-        </w:rPr>
-        <w:t xml:space="preserve">At the start of each iteration, if key exists in the array, it must be within the subarray </w:t>
-      </w:r>
-      <w:proofErr w:type="gramStart"/>
-      <w:r>
-        <w:rPr>
-          <w:rFonts w:ascii="Arial" w:hAnsi="Arial" w:cs="Arial"/>
-          <w:b/>
-          <w:bCs/>
-          <w:sz w:val="28"/>
-          <w:szCs w:val="28"/>
-        </w:rPr>
-        <w:t>A[</w:t>
-      </w:r>
-      <w:proofErr w:type="gramEnd"/>
-      <w:r>
-        <w:rPr>
-          <w:rFonts w:ascii="Arial" w:hAnsi="Arial" w:cs="Arial"/>
-          <w:b/>
-          <w:bCs/>
-          <w:sz w:val="28"/>
-          <w:szCs w:val="28"/>
-        </w:rPr>
-        <w:t>low … high].</w:t>
-      </w:r>
-      <w:r>
-        <w:rPr>
-          <w:rFonts w:ascii="Arial" w:hAnsi="Arial" w:cs="Arial"/>
-          <w:sz w:val="28"/>
-          <w:szCs w:val="28"/>
-        </w:rPr>
-        <w:t xml:space="preserve"> The search space shrinks every iteration but always contains the key if it exists.</w:t>
-      </w:r>
-    </w:p>
-    <w:p>
-      <w:pPr>
-        <w:rPr>
-          <w:rFonts w:ascii="Arial" w:hAnsi="Arial" w:cs="Arial"/>
-          <w:b/>
-          <w:bCs/>
-          <w:sz w:val="28"/>
-          <w:szCs w:val="28"/>
-        </w:rPr>
-      </w:pPr>
-      <w:r>
-        <w:rPr>
-          <w:rFonts w:ascii="Arial" w:hAnsi="Arial" w:cs="Arial"/>
-          <w:b/>
-          <w:bCs/>
-          <w:sz w:val="28"/>
-          <w:szCs w:val="28"/>
-        </w:rPr>
-        <w:t>Initialization</w:t>
-      </w:r>
-    </w:p>
-    <w:p>
-      <w:pPr>
-        <w:rPr>
-          <w:rFonts w:ascii="Arial" w:hAnsi="Arial" w:cs="Arial"/>
-          <w:sz w:val="28"/>
-          <w:szCs w:val="28"/>
-        </w:rPr>
-      </w:pPr>
-      <w:r>
-        <w:rPr>
-          <w:rFonts w:ascii="Arial" w:hAnsi="Arial" w:cs="Arial"/>
-          <w:sz w:val="28"/>
-          <w:szCs w:val="28"/>
-        </w:rPr>
-        <w:t>Before the first iteration:</w:t>
-      </w:r>
-    </w:p>
-    <w:p>
-      <w:pPr>
-        <w:numPr>
-          <w:ilvl w:val="0"/>
-          <w:numId w:val="14"/>
-        </w:numPr>
-        <w:rPr>
-          <w:rFonts w:ascii="Arial" w:hAnsi="Arial" w:cs="Arial"/>
-          <w:sz w:val="28"/>
-          <w:szCs w:val="28"/>
-        </w:rPr>
-      </w:pPr>
-      <w:r>
-        <w:rPr>
-          <w:rFonts w:ascii="Arial" w:hAnsi="Arial" w:cs="Arial"/>
-          <w:sz w:val="28"/>
-          <w:szCs w:val="28"/>
-        </w:rPr>
-        <w:t>low = 0 and high = n-1</w:t>
-      </w:r>
-    </w:p>
-    <w:p>
-      <w:pPr>
-        <w:numPr>
-          <w:ilvl w:val="0"/>
-          <w:numId w:val="14"/>
-        </w:numPr>
-        <w:rPr>
-          <w:rFonts w:ascii="Arial" w:hAnsi="Arial" w:cs="Arial"/>
-          <w:sz w:val="28"/>
-          <w:szCs w:val="28"/>
-        </w:rPr>
-      </w:pPr>
-      <w:r>
-        <w:rPr>
-          <w:rFonts w:ascii="Arial" w:hAnsi="Arial" w:cs="Arial"/>
-          <w:sz w:val="28"/>
-          <w:szCs w:val="28"/>
-        </w:rPr>
-        <w:t xml:space="preserve">The search space is the </w:t>
-      </w:r>
-      <w:r>
-        <w:rPr>
-          <w:rFonts w:ascii="Arial" w:hAnsi="Arial" w:cs="Arial"/>
-          <w:b/>
-          <w:bCs/>
-          <w:sz w:val="28"/>
-          <w:szCs w:val="28"/>
-        </w:rPr>
-        <w:t xml:space="preserve">entire array </w:t>
-      </w:r>
-      <w:proofErr w:type="gramStart"/>
-      <w:r>
-        <w:rPr>
-          <w:rFonts w:ascii="Arial" w:hAnsi="Arial" w:cs="Arial"/>
-          <w:b/>
-          <w:bCs/>
-          <w:sz w:val="28"/>
-          <w:szCs w:val="28"/>
-        </w:rPr>
-        <w:t>A[</w:t>
-      </w:r>
-      <w:proofErr w:type="gramEnd"/>
-      <w:r>
-        <w:rPr>
-          <w:rFonts w:ascii="Arial" w:hAnsi="Arial" w:cs="Arial"/>
-          <w:b/>
-          <w:bCs/>
-          <w:sz w:val="28"/>
-          <w:szCs w:val="28"/>
-        </w:rPr>
-        <w:t>0 … n-1].</w:t>
-      </w:r>
-    </w:p>
-    <w:p>
-      <w:pPr>
-        <w:numPr>
-          <w:ilvl w:val="0"/>
-          <w:numId w:val="14"/>
-        </w:numPr>
-        <w:rPr>
-          <w:rFonts w:ascii="Arial" w:hAnsi="Arial" w:cs="Arial"/>
-          <w:sz w:val="28"/>
-          <w:szCs w:val="28"/>
-        </w:rPr>
-      </w:pPr>
-      <w:r>
-        <w:rPr>
-          <w:rFonts w:ascii="Arial" w:hAnsi="Arial" w:cs="Arial"/>
-          <w:sz w:val="28"/>
-          <w:szCs w:val="28"/>
-        </w:rPr>
-        <w:t xml:space="preserve">If key exists anywhere in A, it is definitely in </w:t>
-      </w:r>
-      <w:proofErr w:type="gramStart"/>
-      <w:r>
-        <w:rPr>
-          <w:rFonts w:ascii="Arial" w:hAnsi="Arial" w:cs="Arial"/>
-          <w:sz w:val="28"/>
-          <w:szCs w:val="28"/>
-        </w:rPr>
-        <w:t>A[</w:t>
-      </w:r>
-      <w:proofErr w:type="gramEnd"/>
-      <w:r>
-        <w:rPr>
-          <w:rFonts w:ascii="Arial" w:hAnsi="Arial" w:cs="Arial"/>
-          <w:sz w:val="28"/>
-          <w:szCs w:val="28"/>
-        </w:rPr>
-        <w:t>low … high].</w:t>
-      </w:r>
-    </w:p>
-    <w:p>
-      <w:pPr>
-        <w:numPr>
-          <w:ilvl w:val="0"/>
-          <w:numId w:val="14"/>
-        </w:numPr>
-        <w:rPr>
-          <w:rFonts w:ascii="Arial" w:hAnsi="Arial" w:cs="Arial"/>
-          <w:sz w:val="28"/>
-          <w:szCs w:val="28"/>
-        </w:rPr>
-      </w:pPr>
-      <w:r>
-        <w:rPr>
-          <w:rFonts w:ascii="Arial" w:hAnsi="Arial" w:cs="Arial"/>
-          <w:sz w:val="28"/>
-          <w:szCs w:val="28"/>
-        </w:rPr>
-        <w:t>Therefore the invariant is automatically true.</w:t>
-      </w:r>
-    </w:p>
-    <w:p>
-      <w:pPr>
-        <w:rPr>
-          <w:rFonts w:ascii="Arial" w:hAnsi="Arial" w:cs="Arial"/>
-          <w:b/>
-          <w:bCs/>
-          <w:sz w:val="28"/>
-          <w:szCs w:val="28"/>
-        </w:rPr>
-      </w:pPr>
-      <w:r>
-        <w:rPr>
-          <w:rFonts w:ascii="Arial" w:hAnsi="Arial" w:cs="Arial"/>
-          <w:b/>
-          <w:bCs/>
-          <w:sz w:val="28"/>
-          <w:szCs w:val="28"/>
-        </w:rPr>
-        <w:t>Maintenance</w:t>
-      </w:r>
-    </w:p>
-    <w:p>
-      <w:pPr>
-        <w:rPr>
-          <w:rFonts w:ascii="Arial" w:hAnsi="Arial" w:cs="Arial"/>
-          <w:sz w:val="28"/>
-          <w:szCs w:val="28"/>
-        </w:rPr>
-      </w:pPr>
-      <w:r>
-        <w:rPr>
-          <w:rFonts w:ascii="Arial" w:hAnsi="Arial" w:cs="Arial"/>
-          <w:sz w:val="28"/>
-          <w:szCs w:val="28"/>
-        </w:rPr>
-        <w:t>At each step we check mid = (low + high) / 2:</w:t>
-      </w:r>
-    </w:p>
-    <w:tbl>
-      <w:tblPr>
-        <w:tblW w:w="0" w:type="auto"/>
-        <w:tblCellSpacing w:w="15" w:type="dxa"/>
-        <w:tblCellMar>
-          <w:top w:w="15" w:type="dxa"/>
-          <w:left w:w="15" w:type="dxa"/>
-          <w:bottom w:w="15" w:type="dxa"/>
-          <w:right w:w="15" w:type="dxa"/>
-        </w:tblCellMar>
-        <w:tblLook w:val="04A0" w:firstRow="1" w:lastRow="0" w:firstColumn="1" w:lastColumn="0" w:noHBand="0" w:noVBand="1"/>
-      </w:tblPr>
-      <w:tblGrid>
-        <w:gridCol w:w="1704"/>
-        <w:gridCol w:w="1594"/>
-        <w:gridCol w:w="5728"/>
-      </w:tblGrid>
-      <w:tr>
-        <w:trPr>
-          <w:tblHeader/>
-          <w:tblCellSpacing w:w="15" w:type="dxa"/>
-        </w:trPr>
-        <w:tc>
-          <w:tcPr>
-            <w:tcW w:w="0" w:type="auto"/>
-            <w:vAlign w:val="center"/>
-            <w:hideMark/>
-          </w:tcPr>
-          <w:p>
-            <w:pPr>
-              <w:rPr>
-                <w:rFonts w:ascii="Arial" w:hAnsi="Arial" w:cs="Arial"/>
-                <w:b/>
-                <w:bCs/>
-                <w:sz w:val="28"/>
-                <w:szCs w:val="28"/>
-              </w:rPr>
-            </w:pPr>
-            <w:r>
-              <w:rPr>
-                <w:rFonts w:ascii="Arial" w:hAnsi="Arial" w:cs="Arial"/>
-                <w:b/>
-                <w:bCs/>
-                <w:sz w:val="28"/>
-                <w:szCs w:val="28"/>
-              </w:rPr>
-              <w:t>Condition</w:t>
-            </w:r>
-          </w:p>
-        </w:tc>
-        <w:tc>
-          <w:tcPr>
-            <w:tcW w:w="0" w:type="auto"/>
-            <w:vAlign w:val="center"/>
-            <w:hideMark/>
-          </w:tcPr>
-          <w:p>
-            <w:pPr>
-              <w:rPr>
-                <w:rFonts w:ascii="Arial" w:hAnsi="Arial" w:cs="Arial"/>
-                <w:b/>
-                <w:bCs/>
-                <w:sz w:val="28"/>
-                <w:szCs w:val="28"/>
-              </w:rPr>
-            </w:pPr>
-            <w:r>
-              <w:rPr>
-                <w:rFonts w:ascii="Arial" w:hAnsi="Arial" w:cs="Arial"/>
-                <w:b/>
-                <w:bCs/>
-                <w:sz w:val="28"/>
-                <w:szCs w:val="28"/>
-              </w:rPr>
-              <w:t>Action</w:t>
-            </w:r>
-          </w:p>
-        </w:tc>
-        <w:tc>
-          <w:tcPr>
-            <w:tcW w:w="0" w:type="auto"/>
-            <w:vAlign w:val="center"/>
-            <w:hideMark/>
-          </w:tcPr>
-          <w:p>
-            <w:pPr>
-              <w:rPr>
-                <w:rFonts w:ascii="Arial" w:hAnsi="Arial" w:cs="Arial"/>
-                <w:b/>
-                <w:bCs/>
-                <w:sz w:val="28"/>
-                <w:szCs w:val="28"/>
-              </w:rPr>
-            </w:pPr>
-            <w:r>
-              <w:rPr>
-                <w:rFonts w:ascii="Arial" w:hAnsi="Arial" w:cs="Arial"/>
-                <w:b/>
-                <w:bCs/>
-                <w:sz w:val="28"/>
-                <w:szCs w:val="28"/>
-              </w:rPr>
-              <w:t>Why invariant holds</w:t>
-            </w:r>
-          </w:p>
-        </w:tc>
-      </w:tr>
-      <w:tr>
-        <w:trPr>
-          <w:tblCellSpacing w:w="15" w:type="dxa"/>
-        </w:trPr>
-        <w:tc>
-          <w:tcPr>
-            <w:tcW w:w="0" w:type="auto"/>
-            <w:vAlign w:val="center"/>
-            <w:hideMark/>
-          </w:tcPr>
-          <w:p>
-            <w:pPr>
-              <w:rPr>
-                <w:rFonts w:ascii="Arial" w:hAnsi="Arial" w:cs="Arial"/>
-                <w:sz w:val="28"/>
-                <w:szCs w:val="28"/>
-              </w:rPr>
-            </w:pPr>
-            <w:r>
-              <w:rPr>
-                <w:rFonts w:ascii="Arial" w:hAnsi="Arial" w:cs="Arial"/>
-                <w:sz w:val="28"/>
-                <w:szCs w:val="28"/>
-              </w:rPr>
-              <w:t>A[mid] == key</w:t>
-            </w:r>
-          </w:p>
-        </w:tc>
-        <w:tc>
-          <w:tcPr>
-            <w:tcW w:w="0" w:type="auto"/>
-            <w:vAlign w:val="center"/>
-            <w:hideMark/>
-          </w:tcPr>
-          <w:p>
-            <w:pPr>
-              <w:rPr>
-                <w:rFonts w:ascii="Arial" w:hAnsi="Arial" w:cs="Arial"/>
-                <w:sz w:val="28"/>
-                <w:szCs w:val="28"/>
-              </w:rPr>
-            </w:pPr>
-            <w:r>
-              <w:rPr>
-                <w:rFonts w:ascii="Arial" w:hAnsi="Arial" w:cs="Arial"/>
-                <w:sz w:val="28"/>
-                <w:szCs w:val="28"/>
-              </w:rPr>
-              <w:t>return mid</w:t>
-            </w:r>
-          </w:p>
-        </w:tc>
-        <w:tc>
-          <w:tcPr>
-            <w:tcW w:w="0" w:type="auto"/>
-            <w:vAlign w:val="center"/>
-            <w:hideMark/>
-          </w:tcPr>
-          <w:p>
-            <w:pPr>
-              <w:rPr>
-                <w:rFonts w:ascii="Arial" w:hAnsi="Arial" w:cs="Arial"/>
-                <w:sz w:val="28"/>
-                <w:szCs w:val="28"/>
-              </w:rPr>
-            </w:pPr>
-            <w:r>
-              <w:rPr>
-                <w:rFonts w:ascii="Arial" w:hAnsi="Arial" w:cs="Arial"/>
-                <w:sz w:val="28"/>
-                <w:szCs w:val="28"/>
-              </w:rPr>
-              <w:t>Found! Correct answer returned</w:t>
-            </w:r>
-          </w:p>
-        </w:tc>
-      </w:tr>
-      <w:tr>
-        <w:trPr>
-          <w:tblCellSpacing w:w="15" w:type="dxa"/>
-        </w:trPr>
-        <w:tc>
-          <w:tcPr>
-            <w:tcW w:w="0" w:type="auto"/>
-            <w:vAlign w:val="center"/>
-            <w:hideMark/>
-          </w:tcPr>
-          <w:p>
-            <w:pPr>
-              <w:rPr>
-                <w:rFonts w:ascii="Arial" w:hAnsi="Arial" w:cs="Arial"/>
-                <w:sz w:val="28"/>
-                <w:szCs w:val="28"/>
-              </w:rPr>
-            </w:pPr>
-            <w:r>
-              <w:rPr>
-                <w:rFonts w:ascii="Arial" w:hAnsi="Arial" w:cs="Arial"/>
-                <w:sz w:val="28"/>
-                <w:szCs w:val="28"/>
-              </w:rPr>
-              <w:t>A[mid] &lt; key</w:t>
-            </w:r>
-          </w:p>
-        </w:tc>
-        <w:tc>
-          <w:tcPr>
-            <w:tcW w:w="0" w:type="auto"/>
-            <w:vAlign w:val="center"/>
-            <w:hideMark/>
-          </w:tcPr>
-          <w:p>
-            <w:pPr>
-              <w:rPr>
-                <w:rFonts w:ascii="Arial" w:hAnsi="Arial" w:cs="Arial"/>
-                <w:sz w:val="28"/>
-                <w:szCs w:val="28"/>
-              </w:rPr>
-            </w:pPr>
-            <w:r>
-              <w:rPr>
-                <w:rFonts w:ascii="Arial" w:hAnsi="Arial" w:cs="Arial"/>
-                <w:sz w:val="28"/>
-                <w:szCs w:val="28"/>
-              </w:rPr>
-              <w:t>low = mid + 1</w:t>
-            </w:r>
-          </w:p>
-        </w:tc>
-        <w:tc>
-          <w:tcPr>
-            <w:tcW w:w="0" w:type="auto"/>
-            <w:vAlign w:val="center"/>
-            <w:hideMark/>
-          </w:tcPr>
-          <w:p>
-            <w:pPr>
-              <w:rPr>
-                <w:rFonts w:ascii="Arial" w:hAnsi="Arial" w:cs="Arial"/>
-                <w:sz w:val="28"/>
-                <w:szCs w:val="28"/>
-              </w:rPr>
-            </w:pPr>
-            <w:r>
-              <w:rPr>
-                <w:rFonts w:ascii="Arial" w:hAnsi="Arial" w:cs="Arial"/>
-                <w:sz w:val="28"/>
-                <w:szCs w:val="28"/>
-              </w:rPr>
-              <w:t>key must be in RIGHT half — left half eliminated safely</w:t>
-            </w:r>
-          </w:p>
-        </w:tc>
-      </w:tr>
-      <w:tr>
-        <w:trPr>
-          <w:tblCellSpacing w:w="15" w:type="dxa"/>
-        </w:trPr>
-        <w:tc>
-          <w:tcPr>
-            <w:tcW w:w="0" w:type="auto"/>
-            <w:vAlign w:val="center"/>
-            <w:hideMark/>
-          </w:tcPr>
-          <w:p>
-            <w:pPr>
-              <w:rPr>
-                <w:rFonts w:ascii="Arial" w:hAnsi="Arial" w:cs="Arial"/>
-                <w:sz w:val="28"/>
-                <w:szCs w:val="28"/>
-              </w:rPr>
-            </w:pPr>
-            <w:r>
-              <w:rPr>
-                <w:rFonts w:ascii="Arial" w:hAnsi="Arial" w:cs="Arial"/>
-                <w:sz w:val="28"/>
-                <w:szCs w:val="28"/>
-              </w:rPr>
-              <w:t>A[mid] &gt; key</w:t>
-            </w:r>
-          </w:p>
-        </w:tc>
-        <w:tc>
-          <w:tcPr>
-            <w:tcW w:w="0" w:type="auto"/>
-            <w:vAlign w:val="center"/>
-            <w:hideMark/>
-          </w:tcPr>
-          <w:p>
-            <w:pPr>
-              <w:rPr>
-                <w:rFonts w:ascii="Arial" w:hAnsi="Arial" w:cs="Arial"/>
-                <w:sz w:val="28"/>
-                <w:szCs w:val="28"/>
-              </w:rPr>
-            </w:pPr>
-            <w:r>
-              <w:rPr>
-                <w:rFonts w:ascii="Arial" w:hAnsi="Arial" w:cs="Arial"/>
-                <w:sz w:val="28"/>
-                <w:szCs w:val="28"/>
-              </w:rPr>
-              <w:t>high = mid - 1</w:t>
-            </w:r>
-          </w:p>
-        </w:tc>
-        <w:tc>
-          <w:tcPr>
-            <w:tcW w:w="0" w:type="auto"/>
-            <w:vAlign w:val="center"/>
-            <w:hideMark/>
-          </w:tcPr>
-          <w:p>
-            <w:pPr>
-              <w:rPr>
-                <w:rFonts w:ascii="Arial" w:hAnsi="Arial" w:cs="Arial"/>
-                <w:sz w:val="28"/>
-                <w:szCs w:val="28"/>
-              </w:rPr>
-            </w:pPr>
-            <w:r>
-              <w:rPr>
-                <w:rFonts w:ascii="Arial" w:hAnsi="Arial" w:cs="Arial"/>
-                <w:sz w:val="28"/>
-                <w:szCs w:val="28"/>
-              </w:rPr>
-              <w:t>key must be in LEFT half — right half eliminated safely</w:t>
-            </w:r>
-          </w:p>
-        </w:tc>
-      </w:tr>
-    </w:tbl>
-    <w:p>
-      <w:pPr>
-        <w:rPr>
-          <w:rFonts w:ascii="Arial" w:hAnsi="Arial" w:cs="Arial"/>
-          <w:sz w:val="28"/>
-          <w:szCs w:val="28"/>
-        </w:rPr>
-      </w:pPr>
-      <w:r>
-        <w:rPr>
-          <w:rFonts w:ascii="Arial" w:hAnsi="Arial" w:cs="Arial"/>
-          <w:sz w:val="28"/>
-          <w:szCs w:val="28"/>
-        </w:rPr>
-        <w:lastRenderedPageBreak/>
-        <w:t xml:space="preserve">In every case, if key exists it remains inside </w:t>
-      </w:r>
-      <w:proofErr w:type="gramStart"/>
-      <w:r>
-        <w:rPr>
-          <w:rFonts w:ascii="Arial" w:hAnsi="Arial" w:cs="Arial"/>
-          <w:sz w:val="28"/>
-          <w:szCs w:val="28"/>
-        </w:rPr>
-        <w:t>A[</w:t>
-      </w:r>
-      <w:proofErr w:type="gramEnd"/>
-      <w:r>
-        <w:rPr>
-          <w:rFonts w:ascii="Arial" w:hAnsi="Arial" w:cs="Arial"/>
-          <w:sz w:val="28"/>
-          <w:szCs w:val="28"/>
-        </w:rPr>
-        <w:t>low … high]. Invariant stays true.</w:t>
-      </w:r>
-    </w:p>
-    <w:p>
-      <w:pPr>
-        <w:rPr>
-          <w:rFonts w:ascii="Arial" w:hAnsi="Arial" w:cs="Arial"/>
-          <w:b/>
-          <w:bCs/>
-          <w:sz w:val="28"/>
-          <w:szCs w:val="28"/>
-        </w:rPr>
-      </w:pPr>
-      <w:r>
-        <w:rPr>
-          <w:rFonts w:ascii="Arial" w:hAnsi="Arial" w:cs="Arial"/>
-          <w:b/>
-          <w:bCs/>
-          <w:sz w:val="28"/>
-          <w:szCs w:val="28"/>
-        </w:rPr>
-        <w:t>Termination</w:t>
-      </w:r>
-    </w:p>
-    <w:p>
-      <w:pPr>
-        <w:rPr>
-          <w:rFonts w:ascii="Arial" w:hAnsi="Arial" w:cs="Arial"/>
-          <w:sz w:val="28"/>
-          <w:szCs w:val="28"/>
-        </w:rPr>
-      </w:pPr>
-      <w:r>
-        <w:rPr>
-          <w:rFonts w:ascii="Arial" w:hAnsi="Arial" w:cs="Arial"/>
-          <w:sz w:val="28"/>
-          <w:szCs w:val="28"/>
-        </w:rPr>
-        <w:t>The loop terminates in two cases:</w:t>
-      </w:r>
-    </w:p>
-    <w:p>
-      <w:pPr>
-        <w:numPr>
-          <w:ilvl w:val="0"/>
-          <w:numId w:val="15"/>
-        </w:numPr>
-        <w:rPr>
-          <w:rFonts w:ascii="Arial" w:hAnsi="Arial" w:cs="Arial"/>
-          <w:sz w:val="28"/>
-          <w:szCs w:val="28"/>
-        </w:rPr>
-      </w:pPr>
-      <w:r>
-        <w:rPr>
-          <w:rFonts w:ascii="Arial" w:hAnsi="Arial" w:cs="Arial"/>
-          <w:b/>
-          <w:bCs/>
-          <w:sz w:val="28"/>
-          <w:szCs w:val="28"/>
-        </w:rPr>
-        <w:t>Found:</w:t>
-      </w:r>
-      <w:r>
-        <w:rPr>
-          <w:rFonts w:ascii="Arial" w:hAnsi="Arial" w:cs="Arial"/>
-          <w:sz w:val="28"/>
-          <w:szCs w:val="28"/>
-        </w:rPr>
-        <w:t xml:space="preserve"> A[mid] == key → return mid immediately.</w:t>
-      </w:r>
-    </w:p>
-    <w:p>
-      <w:pPr>
-        <w:numPr>
-          <w:ilvl w:val="0"/>
-          <w:numId w:val="15"/>
-        </w:numPr>
-        <w:rPr>
-          <w:rFonts w:ascii="Arial" w:hAnsi="Arial" w:cs="Arial"/>
-          <w:sz w:val="28"/>
-          <w:szCs w:val="28"/>
-        </w:rPr>
-      </w:pPr>
-      <w:r>
-        <w:rPr>
-          <w:rFonts w:ascii="Arial" w:hAnsi="Arial" w:cs="Arial"/>
-          <w:b/>
-          <w:bCs/>
-          <w:sz w:val="28"/>
-          <w:szCs w:val="28"/>
-        </w:rPr>
-        <w:t>Not found:</w:t>
-      </w:r>
-      <w:r>
-        <w:rPr>
-          <w:rFonts w:ascii="Arial" w:hAnsi="Arial" w:cs="Arial"/>
-          <w:sz w:val="28"/>
-          <w:szCs w:val="28"/>
-        </w:rPr>
-        <w:t xml:space="preserve"> low &gt; high → search space becomes </w:t>
-      </w:r>
-      <w:r>
-        <w:rPr>
-          <w:rFonts w:ascii="Arial" w:hAnsi="Arial" w:cs="Arial"/>
-          <w:b/>
-          <w:bCs/>
-          <w:sz w:val="28"/>
-          <w:szCs w:val="28"/>
-        </w:rPr>
-        <w:t>empty</w:t>
-      </w:r>
-      <w:r>
-        <w:rPr>
-          <w:rFonts w:ascii="Arial" w:hAnsi="Arial" w:cs="Arial"/>
-          <w:sz w:val="28"/>
-          <w:szCs w:val="28"/>
-        </w:rPr>
-        <w:t xml:space="preserve"> → return -1.</w:t>
-      </w:r>
-    </w:p>
-    <w:p>
-      <w:pPr>
-        <w:rPr>
-          <w:rFonts w:ascii="Arial" w:hAnsi="Arial" w:cs="Arial"/>
-          <w:sz w:val="28"/>
-          <w:szCs w:val="28"/>
-        </w:rPr>
-      </w:pPr>
-      <w:r>
-        <w:rPr>
-          <w:rFonts w:ascii="Arial" w:hAnsi="Arial" w:cs="Arial"/>
-          <w:sz w:val="28"/>
-          <w:szCs w:val="28"/>
-        </w:rPr>
-        <w:t xml:space="preserve">Each iteration either returns OR reduces search space by </w:t>
-      </w:r>
-      <w:r>
-        <w:rPr>
-          <w:rFonts w:ascii="Arial" w:hAnsi="Arial" w:cs="Arial"/>
-          <w:b/>
-          <w:bCs/>
-          <w:sz w:val="28"/>
-          <w:szCs w:val="28"/>
-        </w:rPr>
-        <w:t>at least half.</w:t>
-      </w:r>
-      <w:r>
-        <w:rPr>
-          <w:rFonts w:ascii="Arial" w:hAnsi="Arial" w:cs="Arial"/>
-          <w:sz w:val="28"/>
-          <w:szCs w:val="28"/>
-        </w:rPr>
-        <w:t xml:space="preserve"> Starting from n elements, after at most </w:t>
-      </w:r>
-      <w:r>
-        <w:rPr>
-          <w:rFonts w:ascii="Arial" w:hAnsi="Arial" w:cs="Arial"/>
-          <w:b/>
-          <w:bCs/>
-          <w:sz w:val="28"/>
-          <w:szCs w:val="28"/>
-        </w:rPr>
-        <w:t>log</w:t>
-      </w:r>
-      <w:r>
-        <w:rPr>
-          <w:rFonts w:ascii="Cambria Math" w:hAnsi="Cambria Math" w:cs="Cambria Math"/>
-          <w:b/>
-          <w:bCs/>
-          <w:sz w:val="28"/>
-          <w:szCs w:val="28"/>
-        </w:rPr>
-        <w:t>₂</w:t>
-      </w:r>
-      <w:r>
-        <w:rPr>
-          <w:rFonts w:ascii="Arial" w:hAnsi="Arial" w:cs="Arial"/>
-          <w:b/>
-          <w:bCs/>
-          <w:sz w:val="28"/>
-          <w:szCs w:val="28"/>
-        </w:rPr>
-        <w:t>(n) steps</w:t>
-      </w:r>
-      <w:r>
-        <w:rPr>
-          <w:rFonts w:ascii="Arial" w:hAnsi="Arial" w:cs="Arial"/>
-          <w:sz w:val="28"/>
-          <w:szCs w:val="28"/>
-        </w:rPr>
-        <w:t xml:space="preserve"> the space becomes empty. Therefore it always terminates.</w:t>
-      </w:r>
-    </w:p>
-    <w:p>
-      <w:pPr>
-        <w:rPr>
-          <w:rFonts w:ascii="Arial" w:hAnsi="Arial" w:cs="Arial"/>
-          <w:b/>
-          <w:bCs/>
-          <w:sz w:val="28"/>
-          <w:szCs w:val="28"/>
-        </w:rPr>
-      </w:pPr>
-      <w:r>
-        <w:rPr>
-          <w:rFonts w:ascii="Arial" w:hAnsi="Arial" w:cs="Arial"/>
-          <w:b/>
-          <w:bCs/>
-          <w:sz w:val="28"/>
-          <w:szCs w:val="28"/>
-        </w:rPr>
-        <w:t>Partial Correctness</w:t>
-      </w:r>
-    </w:p>
-    <w:p>
-      <w:pPr>
-        <w:rPr>
-          <w:rFonts w:ascii="Arial" w:hAnsi="Arial" w:cs="Arial"/>
-          <w:sz w:val="28"/>
-          <w:szCs w:val="28"/>
-        </w:rPr>
-      </w:pPr>
-      <w:r>
-        <w:rPr>
-          <w:rFonts w:ascii="Arial" w:hAnsi="Arial" w:cs="Arial"/>
-          <w:sz w:val="28"/>
-          <w:szCs w:val="28"/>
-        </w:rPr>
-        <w:t>If Binary Search terminates:</w:t>
-      </w:r>
-    </w:p>
-    <w:p>
-      <w:pPr>
-        <w:numPr>
-          <w:ilvl w:val="0"/>
-          <w:numId w:val="16"/>
-        </w:numPr>
-        <w:rPr>
-          <w:rFonts w:ascii="Arial" w:hAnsi="Arial" w:cs="Arial"/>
-          <w:sz w:val="28"/>
-          <w:szCs w:val="28"/>
-        </w:rPr>
-      </w:pPr>
-      <w:r>
-        <w:rPr>
-          <w:rFonts w:ascii="Arial" w:hAnsi="Arial" w:cs="Arial"/>
-          <w:sz w:val="28"/>
-          <w:szCs w:val="28"/>
-        </w:rPr>
-        <w:t>If key was found, A[mid] == key is confirmed so index is correct.</w:t>
-      </w:r>
-    </w:p>
-    <w:p>
-      <w:pPr>
-        <w:numPr>
-          <w:ilvl w:val="0"/>
-          <w:numId w:val="16"/>
-        </w:numPr>
-        <w:rPr>
-          <w:rFonts w:ascii="Arial" w:hAnsi="Arial" w:cs="Arial"/>
-          <w:sz w:val="28"/>
-          <w:szCs w:val="28"/>
-        </w:rPr>
-      </w:pPr>
-      <w:r>
-        <w:rPr>
-          <w:rFonts w:ascii="Arial" w:hAnsi="Arial" w:cs="Arial"/>
-          <w:sz w:val="28"/>
-          <w:szCs w:val="28"/>
-        </w:rPr>
-        <w:t>If key was not found, low &gt; high means search space is empty. The invariant guarantees key was never in any eliminated part. Therefore -1 is correct. Therefore the result is always correct if the algorithm stops.</w:t>
-      </w:r>
-    </w:p>
-    <w:p>
-      <w:pPr>
-        <w:rPr>
-          <w:rFonts w:ascii="Arial" w:hAnsi="Arial" w:cs="Arial"/>
-          <w:b/>
-          <w:bCs/>
-          <w:sz w:val="28"/>
-          <w:szCs w:val="28"/>
-        </w:rPr>
-      </w:pPr>
-      <w:r>
-        <w:rPr>
-          <w:rFonts w:ascii="Arial" w:hAnsi="Arial" w:cs="Arial"/>
-          <w:b/>
-          <w:bCs/>
-          <w:sz w:val="28"/>
-          <w:szCs w:val="28"/>
-        </w:rPr>
-        <w:t>Full Correctness</w:t>
-      </w:r>
-    </w:p>
-    <w:p>
-      <w:pPr>
-        <w:rPr>
-          <w:rFonts w:ascii="Arial" w:hAnsi="Arial" w:cs="Arial"/>
-          <w:sz w:val="28"/>
-          <w:szCs w:val="28"/>
-        </w:rPr>
-      </w:pPr>
-      <w:r>
-        <w:rPr>
-          <w:rFonts w:ascii="Arial" w:hAnsi="Arial" w:cs="Arial"/>
-          <w:sz w:val="28"/>
-          <w:szCs w:val="28"/>
-        </w:rPr>
-        <w:t>Binary Search is fully correct because:</w:t>
-      </w:r>
-    </w:p>
-    <w:p>
-      <w:pPr>
-        <w:numPr>
-          <w:ilvl w:val="0"/>
-          <w:numId w:val="17"/>
-        </w:numPr>
-        <w:rPr>
-          <w:rFonts w:ascii="Arial" w:hAnsi="Arial" w:cs="Arial"/>
-          <w:sz w:val="28"/>
-          <w:szCs w:val="28"/>
-        </w:rPr>
-      </w:pPr>
-      <w:r>
-        <w:rPr>
-          <w:rFonts w:ascii="Arial" w:hAnsi="Arial" w:cs="Arial"/>
-          <w:sz w:val="28"/>
-          <w:szCs w:val="28"/>
-        </w:rPr>
-        <w:t xml:space="preserve">It is </w:t>
-      </w:r>
-      <w:r>
-        <w:rPr>
-          <w:rFonts w:ascii="Arial" w:hAnsi="Arial" w:cs="Arial"/>
-          <w:b/>
-          <w:bCs/>
-          <w:sz w:val="28"/>
-          <w:szCs w:val="28"/>
-        </w:rPr>
-        <w:t>partially correct</w:t>
-      </w:r>
-      <w:r>
-        <w:rPr>
-          <w:rFonts w:ascii="Arial" w:hAnsi="Arial" w:cs="Arial"/>
-          <w:sz w:val="28"/>
-          <w:szCs w:val="28"/>
-        </w:rPr>
-        <w:t xml:space="preserve"> — if it terminates, result is correct.</w:t>
-      </w:r>
-    </w:p>
-    <w:p>
-      <w:pPr>
-        <w:numPr>
-          <w:ilvl w:val="0"/>
-          <w:numId w:val="17"/>
-        </w:numPr>
-        <w:rPr>
-          <w:rFonts w:ascii="Arial" w:hAnsi="Arial" w:cs="Arial"/>
-          <w:sz w:val="28"/>
-          <w:szCs w:val="28"/>
-        </w:rPr>
-      </w:pPr>
-      <w:r>
-        <w:rPr>
-          <w:rFonts w:ascii="Arial" w:hAnsi="Arial" w:cs="Arial"/>
-          <w:sz w:val="28"/>
-          <w:szCs w:val="28"/>
-        </w:rPr>
-        <w:t xml:space="preserve">Each iteration reduces search space by </w:t>
-      </w:r>
-      <w:r>
-        <w:rPr>
-          <w:rFonts w:ascii="Arial" w:hAnsi="Arial" w:cs="Arial"/>
-          <w:b/>
-          <w:bCs/>
-          <w:sz w:val="28"/>
-          <w:szCs w:val="28"/>
-        </w:rPr>
-        <w:t>at least half.</w:t>
-      </w:r>
-    </w:p>
-    <w:p>
-      <w:pPr>
-        <w:numPr>
-          <w:ilvl w:val="0"/>
-          <w:numId w:val="17"/>
-        </w:numPr>
-        <w:rPr>
-          <w:rFonts w:ascii="Arial" w:hAnsi="Arial" w:cs="Arial"/>
-          <w:sz w:val="28"/>
-          <w:szCs w:val="28"/>
-        </w:rPr>
-      </w:pPr>
-      <w:r>
-        <w:rPr>
-          <w:rFonts w:ascii="Arial" w:hAnsi="Arial" w:cs="Arial"/>
-          <w:sz w:val="28"/>
-          <w:szCs w:val="28"/>
-        </w:rPr>
-        <w:t xml:space="preserve">After at most </w:t>
-      </w:r>
-      <w:proofErr w:type="gramStart"/>
-      <w:r>
-        <w:rPr>
-          <w:rFonts w:ascii="Arial" w:hAnsi="Arial" w:cs="Arial"/>
-          <w:b/>
-          <w:bCs/>
-          <w:sz w:val="28"/>
-          <w:szCs w:val="28"/>
-        </w:rPr>
-        <w:t>log</w:t>
-      </w:r>
-      <w:r>
-        <w:rPr>
-          <w:rFonts w:ascii="Cambria Math" w:hAnsi="Cambria Math" w:cs="Cambria Math"/>
-          <w:b/>
-          <w:bCs/>
-          <w:sz w:val="28"/>
-          <w:szCs w:val="28"/>
-        </w:rPr>
-        <w:t>₂</w:t>
-      </w:r>
-      <w:r>
-        <w:rPr>
-          <w:rFonts w:ascii="Arial" w:hAnsi="Arial" w:cs="Arial"/>
-          <w:b/>
-          <w:bCs/>
-          <w:sz w:val="28"/>
-          <w:szCs w:val="28"/>
-        </w:rPr>
-        <w:t>(</w:t>
-      </w:r>
-      <w:proofErr w:type="gramEnd"/>
-      <w:r>
-        <w:rPr>
-          <w:rFonts w:ascii="Arial" w:hAnsi="Arial" w:cs="Arial"/>
-          <w:b/>
-          <w:bCs/>
-          <w:sz w:val="28"/>
-          <w:szCs w:val="28"/>
-        </w:rPr>
-        <w:t>n) iterations,</w:t>
-      </w:r>
-      <w:r>
-        <w:rPr>
-          <w:rFonts w:ascii="Arial" w:hAnsi="Arial" w:cs="Arial"/>
-          <w:sz w:val="28"/>
-          <w:szCs w:val="28"/>
-        </w:rPr>
-        <w:t xml:space="preserve"> low &gt; high and loop terminates.</w:t>
-      </w:r>
-    </w:p>
-    <w:p>
-      <w:pPr>
-        <w:numPr>
-          <w:ilvl w:val="0"/>
-          <w:numId w:val="17"/>
-        </w:numPr>
-        <w:rPr>
-          <w:rFonts w:ascii="Arial" w:hAnsi="Arial" w:cs="Arial"/>
-          <w:sz w:val="28"/>
-          <w:szCs w:val="28"/>
-        </w:rPr>
-      </w:pPr>
-      <w:r>
-        <w:rPr>
-          <w:rFonts w:ascii="Arial" w:hAnsi="Arial" w:cs="Arial"/>
-          <w:sz w:val="28"/>
-          <w:szCs w:val="28"/>
-        </w:rPr>
-        <w:t>Therefore the algorithm always terminates and produces a correct result.</w:t>
       </w:r>
     </w:p>
     <w:p>
@@ -8708,7 +7001,7 @@
 </file>
 
 <file path=word/numbering.xml><?xml version="1.0" encoding="utf-8"?>
-<w:numbering xmlns:wpc="http://schemas.microsoft.com/office/word/2010/wordprocessingCanvas" xmlns:mc="http://schemas.openxmlformats.org/markup-compatibility/2006" xmlns:o="urn:schemas-microsoft-com:office:office" xmlns:r="http://schemas.openxmlformats.org/officeDocument/2006/relationships" xmlns:m="http://schemas.openxmlformats.org/officeDocument/2006/math" xmlns:v="urn:schemas-microsoft-com:vml" xmlns:wp14="http://schemas.microsoft.com/office/word/2010/wordprocessingDrawing" xmlns:wp="http://schemas.openxmlformats.org/drawingml/2006/wordprocessingDrawing" xmlns:w10="urn:schemas-microsoft-com:office:word" xmlns:w="http://schemas.openxmlformats.org/wordprocessingml/2006/main" xmlns:w14="http://schemas.microsoft.com/office/word/2010/wordml" xmlns:w15="http://schemas.microsoft.com/office/word/2012/wordml" xmlns:wpg="http://schemas.microsoft.com/office/word/2010/wordprocessingGroup" xmlns:wpi="http://schemas.microsoft.com/office/word/2010/wordprocessingInk" xmlns:wne="http://schemas.microsoft.com/office/word/2006/wordml" xmlns:wps="http://schemas.microsoft.com/office/word/2010/wordprocessingShape" mc:Ignorable="w14 w15 wp14">
+<w:numbering xmlns:wpc="http://schemas.microsoft.com/office/word/2010/wordprocessingCanvas" xmlns:cx="http://schemas.microsoft.com/office/drawing/2014/chartex" xmlns:cx1="http://schemas.microsoft.com/office/drawing/2015/9/8/chartex" xmlns:cx2="http://schemas.microsoft.com/office/drawing/2015/10/21/chartex" xmlns:cx3="http://schemas.microsoft.com/office/drawing/2016/5/9/chartex" xmlns:cx4="http://schemas.microsoft.com/office/drawing/2016/5/10/chartex" xmlns:cx5="http://schemas.microsoft.com/office/drawing/2016/5/11/chartex" xmlns:cx6="http://schemas.microsoft.com/office/drawing/2016/5/12/chartex" xmlns:cx7="http://schemas.microsoft.com/office/drawing/2016/5/13/chartex" xmlns:cx8="http://schemas.microsoft.com/office/drawing/2016/5/14/chartex" xmlns:mc="http://schemas.openxmlformats.org/markup-compatibility/2006" xmlns:aink="http://schemas.microsoft.com/office/drawing/2016/ink" xmlns:am3d="http://schemas.microsoft.com/office/drawing/2017/model3d" xmlns:o="urn:schemas-microsoft-com:office:office" xmlns:oel="http://schemas.microsoft.com/office/2019/extlst" xmlns:r="http://schemas.openxmlformats.org/officeDocument/2006/relationships" xmlns:m="http://schemas.openxmlformats.org/officeDocument/2006/math" xmlns:v="urn:schemas-microsoft-com:vml" xmlns:wp14="http://schemas.microsoft.com/office/word/2010/wordprocessingDrawing" xmlns:wp="http://schemas.openxmlformats.org/drawingml/2006/wordprocessingDrawing" xmlns:w10="urn:schemas-microsoft-com:office:word" xmlns:w="http://schemas.openxmlformats.org/wordprocessingml/2006/main" xmlns:w14="http://schemas.microsoft.com/office/word/2010/wordml" xmlns:w15="http://schemas.microsoft.com/office/word/2012/wordml" xmlns:w16cex="http://schemas.microsoft.com/office/word/2018/wordml/cex" xmlns:w16cid="http://schemas.microsoft.com/office/word/2016/wordml/cid" xmlns:w16="http://schemas.microsoft.com/office/word/2018/wordml" xmlns:w16du="http://schemas.microsoft.com/office/word/2023/wordml/word16du" xmlns:w16sdtdh="http://schemas.microsoft.com/office/word/2020/wordml/sdtdatahash" xmlns:w16sdtfl="http://schemas.microsoft.com/office/word/2024/wordml/sdtformatlock" xmlns:w16se="http://schemas.microsoft.com/office/word/2015/wordml/symex" xmlns:wpg="http://schemas.microsoft.com/office/word/2010/wordprocessingGroup" xmlns:wpi="http://schemas.microsoft.com/office/word/2010/wordprocessingInk" xmlns:wne="http://schemas.microsoft.com/office/word/2006/wordml" xmlns:wps="http://schemas.microsoft.com/office/word/2010/wordprocessingShape" mc:Ignorable="w14 w15 w16se w16cid w16 w16cex w16sdtdh w16sdtfl w16du wp14">
   <w:abstractNum w:abstractNumId="0" w15:restartNumberingAfterBreak="0">
     <w:nsid w:val="0A47652B"/>
     <w:multiLevelType w:val="multilevel"/>
@@ -11115,65 +9408,65 @@
       </w:pPr>
     </w:lvl>
   </w:abstractNum>
-  <w:num w:numId="1">
+  <w:num w:numId="1" w16cid:durableId="2020887465">
     <w:abstractNumId w:val="11"/>
   </w:num>
-  <w:num w:numId="2">
+  <w:num w:numId="2" w16cid:durableId="1364592699">
     <w:abstractNumId w:val="17"/>
   </w:num>
-  <w:num w:numId="3">
+  <w:num w:numId="3" w16cid:durableId="341934023">
     <w:abstractNumId w:val="4"/>
   </w:num>
-  <w:num w:numId="4">
+  <w:num w:numId="4" w16cid:durableId="169372751">
     <w:abstractNumId w:val="13"/>
   </w:num>
-  <w:num w:numId="5">
+  <w:num w:numId="5" w16cid:durableId="1889875194">
     <w:abstractNumId w:val="12"/>
   </w:num>
-  <w:num w:numId="6">
+  <w:num w:numId="6" w16cid:durableId="2083792748">
     <w:abstractNumId w:val="5"/>
   </w:num>
-  <w:num w:numId="7">
+  <w:num w:numId="7" w16cid:durableId="875387243">
     <w:abstractNumId w:val="8"/>
   </w:num>
-  <w:num w:numId="8">
+  <w:num w:numId="8" w16cid:durableId="1581913660">
     <w:abstractNumId w:val="1"/>
   </w:num>
-  <w:num w:numId="9">
+  <w:num w:numId="9" w16cid:durableId="2039770801">
     <w:abstractNumId w:val="16"/>
   </w:num>
-  <w:num w:numId="10">
+  <w:num w:numId="10" w16cid:durableId="477115663">
     <w:abstractNumId w:val="14"/>
   </w:num>
-  <w:num w:numId="11">
+  <w:num w:numId="11" w16cid:durableId="2077391794">
     <w:abstractNumId w:val="9"/>
   </w:num>
-  <w:num w:numId="12">
+  <w:num w:numId="12" w16cid:durableId="1819490588">
     <w:abstractNumId w:val="7"/>
   </w:num>
-  <w:num w:numId="13">
+  <w:num w:numId="13" w16cid:durableId="1322932675">
     <w:abstractNumId w:val="3"/>
   </w:num>
-  <w:num w:numId="14">
+  <w:num w:numId="14" w16cid:durableId="982276000">
     <w:abstractNumId w:val="15"/>
   </w:num>
-  <w:num w:numId="15">
+  <w:num w:numId="15" w16cid:durableId="423648018">
     <w:abstractNumId w:val="10"/>
   </w:num>
-  <w:num w:numId="16">
+  <w:num w:numId="16" w16cid:durableId="1533226159">
     <w:abstractNumId w:val="0"/>
   </w:num>
-  <w:num w:numId="17">
+  <w:num w:numId="17" w16cid:durableId="645431085">
     <w:abstractNumId w:val="6"/>
   </w:num>
-  <w:num w:numId="18">
+  <w:num w:numId="18" w16cid:durableId="1556351021">
     <w:abstractNumId w:val="2"/>
   </w:num>
 </w:numbering>
 </file>
 
 <file path=word/styles.xml><?xml version="1.0" encoding="utf-8"?>
-<w:styles xmlns:mc="http://schemas.openxmlformats.org/markup-compatibility/2006" xmlns:r="http://schemas.openxmlformats.org/officeDocument/2006/relationships" xmlns:w="http://schemas.openxmlformats.org/wordprocessingml/2006/main" xmlns:w14="http://schemas.microsoft.com/office/word/2010/wordml" xmlns:w15="http://schemas.microsoft.com/office/word/2012/wordml" mc:Ignorable="w14 w15">
+<w:styles xmlns:mc="http://schemas.openxmlformats.org/markup-compatibility/2006" xmlns:r="http://schemas.openxmlformats.org/officeDocument/2006/relationships" xmlns:w="http://schemas.openxmlformats.org/wordprocessingml/2006/main" xmlns:w14="http://schemas.microsoft.com/office/word/2010/wordml" xmlns:w15="http://schemas.microsoft.com/office/word/2012/wordml" xmlns:w16cex="http://schemas.microsoft.com/office/word/2018/wordml/cex" xmlns:w16cid="http://schemas.microsoft.com/office/word/2016/wordml/cid" xmlns:w16="http://schemas.microsoft.com/office/word/2018/wordml" xmlns:w16du="http://schemas.microsoft.com/office/word/2023/wordml/word16du" xmlns:w16sdtdh="http://schemas.microsoft.com/office/word/2020/wordml/sdtdatahash" xmlns:w16sdtfl="http://schemas.microsoft.com/office/word/2024/wordml/sdtformatlock" xmlns:w16se="http://schemas.microsoft.com/office/word/2015/wordml/symex" mc:Ignorable="w14 w15 w16se w16cid w16 w16cex w16sdtdh w16sdtfl w16du">
   <w:docDefaults>
     <w:rPrDefault>
       <w:rPr>
@@ -11189,7 +9482,7 @@
       </w:pPr>
     </w:pPrDefault>
   </w:docDefaults>
-  <w:latentStyles w:defLockedState="0" w:defUIPriority="99" w:defSemiHidden="0" w:defUnhideWhenUsed="0" w:defQFormat="0" w:count="371">
+  <w:latentStyles w:defLockedState="0" w:defUIPriority="99" w:defSemiHidden="0" w:defUnhideWhenUsed="0" w:defQFormat="0" w:count="376">
     <w:lsdException w:name="Normal" w:uiPriority="0" w:qFormat="1"/>
     <w:lsdException w:name="heading 1" w:uiPriority="9" w:qFormat="1"/>
     <w:lsdException w:name="heading 2" w:semiHidden="1" w:uiPriority="9" w:unhideWhenUsed="1" w:qFormat="1"/>
@@ -11561,6 +9854,11 @@
     <w:lsdException w:name="List Table 5 Dark Accent 6" w:uiPriority="50"/>
     <w:lsdException w:name="List Table 6 Colorful Accent 6" w:uiPriority="51"/>
     <w:lsdException w:name="List Table 7 Colorful Accent 6" w:uiPriority="52"/>
+    <w:lsdException w:name="Mention" w:semiHidden="1" w:unhideWhenUsed="1"/>
+    <w:lsdException w:name="Smart Hyperlink" w:semiHidden="1" w:unhideWhenUsed="1"/>
+    <w:lsdException w:name="Hashtag" w:semiHidden="1" w:unhideWhenUsed="1"/>
+    <w:lsdException w:name="Unresolved Mention" w:semiHidden="1" w:unhideWhenUsed="1"/>
+    <w:lsdException w:name="Smart Link" w:semiHidden="1" w:unhideWhenUsed="1"/>
   </w:latentStyles>
   <w:style w:type="paragraph" w:default="1" w:styleId="Normal">
     <w:name w:val="Normal"/>
